--- a/assets/templates/Протокол ВК и заключение.docx
+++ b/assets/templates/Протокол ВК и заключение.docx
@@ -6,24 +6,24 @@
       <w:tblPr>
         <w:tblStyle w:val="ac"/>
         <w:tblW w:w="10450" w:type="dxa"/>
-        <w:jc w:val="start"/>
-        <w:tblInd w:w="0" w:type="dxa"/>
+        <w:jc w:val="left"/>
+        <w:tblInd w:w="108" w:type="dxa"/>
         <w:tblLayout w:type="fixed"/>
         <w:tblCellMar>
           <w:top w:w="0" w:type="dxa"/>
-          <w:start w:w="108" w:type="dxa"/>
+          <w:left w:w="108" w:type="dxa"/>
           <w:bottom w:w="0" w:type="dxa"/>
-          <w:end w:w="108" w:type="dxa"/>
+          <w:right w:w="108" w:type="dxa"/>
         </w:tblCellMar>
         <w:tblLook w:noHBand="0" w:noVBand="1" w:firstColumn="1" w:lastRow="0" w:lastColumn="0" w:firstRow="1" w:val="04a0"/>
       </w:tblPr>
       <w:tblGrid>
-        <w:gridCol w:w="2715"/>
+        <w:gridCol w:w="2713"/>
         <w:gridCol w:w="1"/>
         <w:gridCol w:w="966"/>
-        <w:gridCol w:w="709"/>
-        <w:gridCol w:w="3009"/>
-        <w:gridCol w:w="3050"/>
+        <w:gridCol w:w="711"/>
+        <w:gridCol w:w="3007"/>
+        <w:gridCol w:w="3052"/>
       </w:tblGrid>
       <w:tr>
         <w:trPr>
@@ -31,13 +31,13 @@
         </w:trPr>
         <w:tc>
           <w:tcPr>
-            <w:tcW w:w="7400" w:type="dxa"/>
+            <w:tcW w:w="7398" w:type="dxa"/>
             <w:gridSpan w:val="5"/>
             <w:tcBorders>
               <w:top w:val="nil"/>
-              <w:start w:val="nil"/>
+              <w:left w:val="nil"/>
               <w:bottom w:val="nil"/>
-              <w:end w:val="nil"/>
+              <w:right w:val="nil"/>
             </w:tcBorders>
             <w:vAlign w:val="bottom"/>
           </w:tcPr>
@@ -89,21 +89,21 @@
         </w:tc>
         <w:tc>
           <w:tcPr>
-            <w:tcW w:w="3050" w:type="dxa"/>
+            <w:tcW w:w="3052" w:type="dxa"/>
             <w:tcBorders>
               <w:top w:val="nil"/>
-              <w:start w:val="nil"/>
+              <w:left w:val="nil"/>
               <w:bottom w:val="nil"/>
-              <w:end w:val="nil"/>
-            </w:tcBorders>
-          </w:tcPr>
-          <w:p>
-            <w:pPr>
-              <w:pStyle w:val="Normal"/>
-              <w:widowControl/>
-              <w:suppressAutoHyphens w:val="true"/>
-              <w:spacing w:lineRule="auto" w:line="240" w:before="0" w:after="0"/>
-              <w:jc w:val="end"/>
+              <w:right w:val="nil"/>
+            </w:tcBorders>
+          </w:tcPr>
+          <w:p>
+            <w:pPr>
+              <w:pStyle w:val="Normal"/>
+              <w:widowControl/>
+              <w:suppressAutoHyphens w:val="true"/>
+              <w:spacing w:lineRule="auto" w:line="240" w:before="0" w:after="0"/>
+              <w:jc w:val="right"/>
               <w:rPr>
                 <w:rFonts w:ascii="Times New Roman" w:hAnsi="Times New Roman" w:cs="Times New Roman"/>
                 <w:sz w:val="16"/>
@@ -127,7 +127,7 @@
               <w:widowControl/>
               <w:suppressAutoHyphens w:val="true"/>
               <w:spacing w:lineRule="auto" w:line="240" w:before="0" w:after="0"/>
-              <w:jc w:val="end"/>
+              <w:jc w:val="right"/>
               <w:rPr>
                 <w:rFonts w:ascii="Times New Roman" w:hAnsi="Times New Roman" w:cs="Times New Roman"/>
                 <w:sz w:val="16"/>
@@ -151,7 +151,7 @@
               <w:widowControl/>
               <w:suppressAutoHyphens w:val="true"/>
               <w:spacing w:lineRule="auto" w:line="240" w:before="0" w:after="0"/>
-              <w:jc w:val="end"/>
+              <w:jc w:val="right"/>
               <w:rPr>
                 <w:rFonts w:ascii="Times New Roman" w:hAnsi="Times New Roman" w:cs="Times New Roman"/>
                 <w:sz w:val="16"/>
@@ -175,7 +175,7 @@
               <w:widowControl/>
               <w:suppressAutoHyphens w:val="true"/>
               <w:spacing w:lineRule="auto" w:line="240" w:before="0" w:after="0"/>
-              <w:jc w:val="end"/>
+              <w:jc w:val="right"/>
               <w:rPr>
                 <w:rFonts w:ascii="Times New Roman" w:hAnsi="Times New Roman" w:cs="Times New Roman"/>
                 <w:sz w:val="16"/>
@@ -199,7 +199,7 @@
               <w:widowControl/>
               <w:suppressAutoHyphens w:val="true"/>
               <w:spacing w:lineRule="auto" w:line="240" w:before="0" w:after="0"/>
-              <w:jc w:val="end"/>
+              <w:jc w:val="right"/>
               <w:rPr>
                 <w:rFonts w:ascii="Times New Roman" w:hAnsi="Times New Roman" w:cs="Times New Roman"/>
                 <w:sz w:val="16"/>
@@ -214,16 +214,16 @@
                 <w:szCs w:val="16"/>
                 <w:lang w:val="ru-RU" w:eastAsia="en-US" w:bidi="ar-SA"/>
               </w:rPr>
-              <w:t xml:space="preserve">от 25 марта 2025 года № 147н </w:t>
-            </w:r>
-          </w:p>
-          <w:p>
-            <w:pPr>
-              <w:pStyle w:val="Normal"/>
-              <w:widowControl/>
-              <w:suppressAutoHyphens w:val="true"/>
-              <w:spacing w:lineRule="auto" w:line="240" w:before="0" w:after="0"/>
-              <w:jc w:val="start"/>
+              <w:t>от 25 марта 2025 года № 147н</w:t>
+            </w:r>
+          </w:p>
+          <w:p>
+            <w:pPr>
+              <w:pStyle w:val="Normal"/>
+              <w:widowControl/>
+              <w:suppressAutoHyphens w:val="true"/>
+              <w:spacing w:lineRule="auto" w:line="240" w:before="0" w:after="0"/>
+              <w:jc w:val="left"/>
               <w:rPr>
                 <w:rFonts w:ascii="Times New Roman" w:hAnsi="Times New Roman" w:cs="Times New Roman"/>
                 <w:lang w:val="en-US"/>
@@ -246,9 +246,9 @@
             <w:gridSpan w:val="6"/>
             <w:tcBorders>
               <w:top w:val="nil"/>
-              <w:start w:val="nil"/>
+              <w:left w:val="nil"/>
               <w:bottom w:val="nil"/>
-              <w:end w:val="nil"/>
+              <w:right w:val="nil"/>
             </w:tcBorders>
           </w:tcPr>
           <w:p>
@@ -276,7 +276,7 @@
                 <w:szCs w:val="28"/>
                 <w:lang w:val="ru-RU" w:eastAsia="en-US" w:bidi="ar-SA"/>
               </w:rPr>
-              <w:t xml:space="preserve">Медицинское заключение о пригодности или непригодности </w:t>
+              <w:t>Медицинское заключение о пригодности или непригодности</w:t>
             </w:r>
           </w:p>
           <w:p>
@@ -437,18 +437,18 @@
             <w:gridSpan w:val="6"/>
             <w:tcBorders>
               <w:top w:val="nil"/>
-              <w:start w:val="nil"/>
+              <w:left w:val="nil"/>
               <w:bottom w:val="nil"/>
-              <w:end w:val="nil"/>
-            </w:tcBorders>
-          </w:tcPr>
-          <w:p>
-            <w:pPr>
-              <w:pStyle w:val="Normal"/>
-              <w:widowControl/>
-              <w:suppressAutoHyphens w:val="true"/>
-              <w:spacing w:lineRule="auto" w:line="240" w:before="0" w:after="0"/>
-              <w:jc w:val="start"/>
+              <w:right w:val="nil"/>
+            </w:tcBorders>
+          </w:tcPr>
+          <w:p>
+            <w:pPr>
+              <w:pStyle w:val="Normal"/>
+              <w:widowControl/>
+              <w:suppressAutoHyphens w:val="true"/>
+              <w:spacing w:lineRule="auto" w:line="240" w:before="0" w:after="0"/>
+              <w:jc w:val="left"/>
               <w:rPr>
                 <w:rFonts w:ascii="Times New Roman" w:hAnsi="Times New Roman" w:cs="Times New Roman"/>
               </w:rPr>
@@ -469,18 +469,18 @@
             <w:gridSpan w:val="4"/>
             <w:tcBorders>
               <w:top w:val="nil"/>
-              <w:start w:val="nil"/>
+              <w:left w:val="nil"/>
               <w:bottom w:val="nil"/>
-              <w:end w:val="nil"/>
-            </w:tcBorders>
-          </w:tcPr>
-          <w:p>
-            <w:pPr>
-              <w:pStyle w:val="Normal"/>
-              <w:widowControl/>
-              <w:suppressAutoHyphens w:val="true"/>
-              <w:spacing w:lineRule="auto" w:line="240" w:before="0" w:after="0"/>
-              <w:jc w:val="start"/>
+              <w:right w:val="nil"/>
+            </w:tcBorders>
+          </w:tcPr>
+          <w:p>
+            <w:pPr>
+              <w:pStyle w:val="Normal"/>
+              <w:widowControl/>
+              <w:suppressAutoHyphens w:val="true"/>
+              <w:spacing w:lineRule="auto" w:line="240" w:before="0" w:after="0"/>
+              <w:jc w:val="left"/>
               <w:rPr>
                 <w:rFonts w:ascii="Times New Roman" w:hAnsi="Times New Roman" w:cs="Times New Roman"/>
               </w:rPr>
@@ -493,7 +493,7 @@
                 <w:szCs w:val="24"/>
                 <w:lang w:val="ru-RU" w:eastAsia="en-US" w:bidi="ar-SA"/>
               </w:rPr>
-              <w:t xml:space="preserve">Фамилия, имя, отчество (при наличии): </w:t>
+              <w:t>Фамилия, имя, отчество (при наличии):</w:t>
             </w:r>
           </w:p>
         </w:tc>
@@ -503,18 +503,18 @@
             <w:gridSpan w:val="2"/>
             <w:tcBorders>
               <w:top w:val="nil"/>
-              <w:start w:val="nil"/>
+              <w:left w:val="nil"/>
               <w:bottom w:val="nil"/>
-              <w:end w:val="nil"/>
-            </w:tcBorders>
-          </w:tcPr>
-          <w:p>
-            <w:pPr>
-              <w:pStyle w:val="Normal"/>
-              <w:widowControl/>
-              <w:suppressAutoHyphens w:val="true"/>
-              <w:spacing w:lineRule="auto" w:line="240" w:before="0" w:after="0"/>
-              <w:jc w:val="start"/>
+              <w:right w:val="nil"/>
+            </w:tcBorders>
+          </w:tcPr>
+          <w:p>
+            <w:pPr>
+              <w:pStyle w:val="Normal"/>
+              <w:widowControl/>
+              <w:suppressAutoHyphens w:val="true"/>
+              <w:spacing w:lineRule="auto" w:line="240" w:before="0" w:after="0"/>
+              <w:jc w:val="left"/>
               <w:rPr>
                 <w:rFonts w:ascii="Times New Roman" w:hAnsi="Times New Roman" w:cs="Times New Roman"/>
                 <w:lang w:val="en-US"/>
@@ -541,18 +541,18 @@
             <w:gridSpan w:val="4"/>
             <w:tcBorders>
               <w:top w:val="nil"/>
-              <w:start w:val="nil"/>
+              <w:left w:val="nil"/>
               <w:bottom w:val="nil"/>
-              <w:end w:val="nil"/>
-            </w:tcBorders>
-          </w:tcPr>
-          <w:p>
-            <w:pPr>
-              <w:pStyle w:val="Normal"/>
-              <w:widowControl/>
-              <w:suppressAutoHyphens w:val="true"/>
-              <w:spacing w:lineRule="auto" w:line="240" w:before="0" w:after="0"/>
-              <w:jc w:val="start"/>
+              <w:right w:val="nil"/>
+            </w:tcBorders>
+          </w:tcPr>
+          <w:p>
+            <w:pPr>
+              <w:pStyle w:val="Normal"/>
+              <w:widowControl/>
+              <w:suppressAutoHyphens w:val="true"/>
+              <w:spacing w:lineRule="auto" w:line="240" w:before="0" w:after="0"/>
+              <w:jc w:val="left"/>
               <w:rPr>
                 <w:rFonts w:ascii="Times New Roman" w:hAnsi="Times New Roman" w:cs="Times New Roman"/>
                 <w:lang w:val="en-US"/>
@@ -586,18 +586,18 @@
             <w:gridSpan w:val="2"/>
             <w:tcBorders>
               <w:top w:val="nil"/>
-              <w:start w:val="nil"/>
+              <w:left w:val="nil"/>
               <w:bottom w:val="nil"/>
-              <w:end w:val="nil"/>
-            </w:tcBorders>
-          </w:tcPr>
-          <w:p>
-            <w:pPr>
-              <w:pStyle w:val="Normal"/>
-              <w:widowControl/>
-              <w:suppressAutoHyphens w:val="true"/>
-              <w:spacing w:lineRule="auto" w:line="240" w:before="0" w:after="0"/>
-              <w:jc w:val="start"/>
+              <w:right w:val="nil"/>
+            </w:tcBorders>
+          </w:tcPr>
+          <w:p>
+            <w:pPr>
+              <w:pStyle w:val="Normal"/>
+              <w:widowControl/>
+              <w:suppressAutoHyphens w:val="true"/>
+              <w:spacing w:lineRule="auto" w:line="240" w:before="0" w:after="0"/>
+              <w:jc w:val="left"/>
               <w:rPr>
                 <w:rFonts w:ascii="Times New Roman" w:hAnsi="Times New Roman" w:cs="Times New Roman"/>
                 <w:lang w:val="en-US"/>
@@ -624,18 +624,18 @@
             <w:gridSpan w:val="4"/>
             <w:tcBorders>
               <w:top w:val="nil"/>
-              <w:start w:val="nil"/>
+              <w:left w:val="nil"/>
               <w:bottom w:val="nil"/>
-              <w:end w:val="nil"/>
-            </w:tcBorders>
-          </w:tcPr>
-          <w:p>
-            <w:pPr>
-              <w:pStyle w:val="Normal"/>
-              <w:widowControl/>
-              <w:suppressAutoHyphens w:val="true"/>
-              <w:spacing w:lineRule="auto" w:line="240" w:before="0" w:after="0"/>
-              <w:jc w:val="start"/>
+              <w:right w:val="nil"/>
+            </w:tcBorders>
+          </w:tcPr>
+          <w:p>
+            <w:pPr>
+              <w:pStyle w:val="Normal"/>
+              <w:widowControl/>
+              <w:suppressAutoHyphens w:val="true"/>
+              <w:spacing w:lineRule="auto" w:line="240" w:before="0" w:after="0"/>
+              <w:jc w:val="left"/>
               <w:rPr>
                 <w:rFonts w:ascii="Times New Roman" w:hAnsi="Times New Roman" w:cs="Times New Roman"/>
                 <w:lang w:val="en-US"/>
@@ -659,18 +659,18 @@
             <w:gridSpan w:val="2"/>
             <w:tcBorders>
               <w:top w:val="nil"/>
-              <w:start w:val="nil"/>
+              <w:left w:val="nil"/>
               <w:bottom w:val="nil"/>
-              <w:end w:val="nil"/>
-            </w:tcBorders>
-          </w:tcPr>
-          <w:p>
-            <w:pPr>
-              <w:pStyle w:val="Normal"/>
-              <w:widowControl/>
-              <w:suppressAutoHyphens w:val="true"/>
-              <w:spacing w:lineRule="auto" w:line="240" w:before="0" w:after="0"/>
-              <w:jc w:val="start"/>
+              <w:right w:val="nil"/>
+            </w:tcBorders>
+          </w:tcPr>
+          <w:p>
+            <w:pPr>
+              <w:pStyle w:val="Normal"/>
+              <w:widowControl/>
+              <w:suppressAutoHyphens w:val="true"/>
+              <w:spacing w:lineRule="auto" w:line="240" w:before="0" w:after="0"/>
+              <w:jc w:val="left"/>
               <w:rPr>
                 <w:rFonts w:ascii="Times New Roman" w:hAnsi="Times New Roman" w:cs="Times New Roman"/>
                 <w:lang w:val="en-US"/>
@@ -697,18 +697,18 @@
             <w:gridSpan w:val="6"/>
             <w:tcBorders>
               <w:top w:val="nil"/>
-              <w:start w:val="nil"/>
+              <w:left w:val="nil"/>
               <w:bottom w:val="nil"/>
-              <w:end w:val="nil"/>
-            </w:tcBorders>
-          </w:tcPr>
-          <w:p>
-            <w:pPr>
-              <w:pStyle w:val="Normal"/>
-              <w:widowControl/>
-              <w:suppressAutoHyphens w:val="true"/>
-              <w:spacing w:lineRule="auto" w:line="240" w:before="0" w:after="0"/>
-              <w:jc w:val="start"/>
+              <w:right w:val="nil"/>
+            </w:tcBorders>
+          </w:tcPr>
+          <w:p>
+            <w:pPr>
+              <w:pStyle w:val="Normal"/>
+              <w:widowControl/>
+              <w:suppressAutoHyphens w:val="true"/>
+              <w:spacing w:lineRule="auto" w:line="240" w:before="0" w:after="0"/>
+              <w:jc w:val="left"/>
               <w:rPr>
                 <w:rFonts w:ascii="Times New Roman" w:hAnsi="Times New Roman" w:cs="Times New Roman"/>
               </w:rPr>
@@ -734,18 +734,18 @@
             <w:gridSpan w:val="6"/>
             <w:tcBorders>
               <w:top w:val="nil"/>
-              <w:start w:val="nil"/>
+              <w:left w:val="nil"/>
               <w:bottom w:val="nil"/>
-              <w:end w:val="nil"/>
-            </w:tcBorders>
-          </w:tcPr>
-          <w:p>
-            <w:pPr>
-              <w:pStyle w:val="Normal"/>
-              <w:widowControl/>
-              <w:suppressAutoHyphens w:val="true"/>
-              <w:spacing w:lineRule="auto" w:line="240" w:before="0" w:after="0"/>
-              <w:jc w:val="start"/>
+              <w:right w:val="nil"/>
+            </w:tcBorders>
+          </w:tcPr>
+          <w:p>
+            <w:pPr>
+              <w:pStyle w:val="Normal"/>
+              <w:widowControl/>
+              <w:suppressAutoHyphens w:val="true"/>
+              <w:spacing w:lineRule="auto" w:line="240" w:before="0" w:after="0"/>
+              <w:jc w:val="left"/>
               <w:rPr>
                 <w:rFonts w:ascii="Times New Roman" w:hAnsi="Times New Roman" w:cs="Times New Roman"/>
               </w:rPr>
@@ -791,18 +791,18 @@
             <w:gridSpan w:val="6"/>
             <w:tcBorders>
               <w:top w:val="nil"/>
-              <w:start w:val="nil"/>
+              <w:left w:val="nil"/>
               <w:bottom w:val="nil"/>
-              <w:end w:val="nil"/>
-            </w:tcBorders>
-          </w:tcPr>
-          <w:p>
-            <w:pPr>
-              <w:pStyle w:val="Normal"/>
-              <w:widowControl/>
-              <w:suppressAutoHyphens w:val="true"/>
-              <w:spacing w:lineRule="auto" w:line="240" w:before="0" w:after="0"/>
-              <w:jc w:val="start"/>
+              <w:right w:val="nil"/>
+            </w:tcBorders>
+          </w:tcPr>
+          <w:p>
+            <w:pPr>
+              <w:pStyle w:val="Normal"/>
+              <w:widowControl/>
+              <w:suppressAutoHyphens w:val="true"/>
+              <w:spacing w:lineRule="auto" w:line="240" w:before="0" w:after="0"/>
+              <w:jc w:val="left"/>
               <w:rPr>
                 <w:rFonts w:ascii="Times New Roman" w:hAnsi="Times New Roman" w:cs="Times New Roman"/>
               </w:rPr>
@@ -848,18 +848,18 @@
             <w:gridSpan w:val="6"/>
             <w:tcBorders>
               <w:top w:val="nil"/>
-              <w:start w:val="nil"/>
+              <w:left w:val="nil"/>
               <w:bottom w:val="nil"/>
-              <w:end w:val="nil"/>
-            </w:tcBorders>
-          </w:tcPr>
-          <w:p>
-            <w:pPr>
-              <w:pStyle w:val="Normal"/>
-              <w:widowControl/>
-              <w:suppressAutoHyphens w:val="true"/>
-              <w:spacing w:lineRule="auto" w:line="240" w:before="0" w:after="0"/>
-              <w:jc w:val="start"/>
+              <w:right w:val="nil"/>
+            </w:tcBorders>
+          </w:tcPr>
+          <w:p>
+            <w:pPr>
+              <w:pStyle w:val="Normal"/>
+              <w:widowControl/>
+              <w:suppressAutoHyphens w:val="true"/>
+              <w:spacing w:lineRule="auto" w:line="240" w:before="0" w:after="0"/>
+              <w:jc w:val="left"/>
               <w:rPr>
                 <w:rFonts w:ascii="Times New Roman" w:hAnsi="Times New Roman" w:cs="Times New Roman"/>
                 <w:b/>
@@ -890,18 +890,18 @@
             <w:gridSpan w:val="6"/>
             <w:tcBorders>
               <w:top w:val="nil"/>
-              <w:start w:val="nil"/>
+              <w:left w:val="nil"/>
               <w:bottom w:val="nil"/>
-              <w:end w:val="nil"/>
-            </w:tcBorders>
-          </w:tcPr>
-          <w:p>
-            <w:pPr>
-              <w:pStyle w:val="Normal"/>
-              <w:widowControl/>
-              <w:suppressAutoHyphens w:val="true"/>
-              <w:spacing w:lineRule="auto" w:line="240" w:before="0" w:after="0"/>
-              <w:jc w:val="start"/>
+              <w:right w:val="nil"/>
+            </w:tcBorders>
+          </w:tcPr>
+          <w:p>
+            <w:pPr>
+              <w:pStyle w:val="Normal"/>
+              <w:widowControl/>
+              <w:suppressAutoHyphens w:val="true"/>
+              <w:spacing w:lineRule="auto" w:line="240" w:before="0" w:after="0"/>
+              <w:jc w:val="left"/>
               <w:rPr>
                 <w:rFonts w:ascii="Times New Roman" w:hAnsi="Times New Roman" w:cs="Times New Roman"/>
               </w:rPr>
@@ -914,16 +914,16 @@
                 <w:szCs w:val="24"/>
                 <w:lang w:val="ru-RU" w:eastAsia="en-US" w:bidi="ar-SA"/>
               </w:rPr>
-              <w:t xml:space="preserve">полное наименование юридического лица (фамилия, имя, отчество (при наличии) индивидуального </w:t>
-            </w:r>
-          </w:p>
-          <w:p>
-            <w:pPr>
-              <w:pStyle w:val="Normal"/>
-              <w:widowControl/>
-              <w:suppressAutoHyphens w:val="true"/>
-              <w:spacing w:lineRule="auto" w:line="240" w:before="0" w:after="0"/>
-              <w:jc w:val="start"/>
+              <w:t>полное наименование юридического лица (фамилия, имя, отчество (при наличии) индивидуального</w:t>
+            </w:r>
+          </w:p>
+          <w:p>
+            <w:pPr>
+              <w:pStyle w:val="Normal"/>
+              <w:widowControl/>
+              <w:suppressAutoHyphens w:val="true"/>
+              <w:spacing w:lineRule="auto" w:line="240" w:before="0" w:after="0"/>
+              <w:jc w:val="left"/>
               <w:rPr>
                 <w:rFonts w:ascii="Times New Roman" w:hAnsi="Times New Roman" w:cs="Times New Roman"/>
                 <w:lang w:val="en-US"/>
@@ -970,18 +970,18 @@
             <w:gridSpan w:val="6"/>
             <w:tcBorders>
               <w:top w:val="nil"/>
-              <w:start w:val="nil"/>
+              <w:left w:val="nil"/>
               <w:bottom w:val="nil"/>
-              <w:end w:val="nil"/>
-            </w:tcBorders>
-          </w:tcPr>
-          <w:p>
-            <w:pPr>
-              <w:pStyle w:val="Normal"/>
-              <w:widowControl/>
-              <w:suppressAutoHyphens w:val="true"/>
-              <w:spacing w:lineRule="auto" w:line="240" w:before="0" w:after="0"/>
-              <w:jc w:val="start"/>
+              <w:right w:val="nil"/>
+            </w:tcBorders>
+          </w:tcPr>
+          <w:p>
+            <w:pPr>
+              <w:pStyle w:val="Normal"/>
+              <w:widowControl/>
+              <w:suppressAutoHyphens w:val="true"/>
+              <w:spacing w:lineRule="auto" w:line="240" w:before="0" w:after="0"/>
+              <w:jc w:val="left"/>
               <w:rPr>
                 <w:rFonts w:ascii="Times New Roman" w:hAnsi="Times New Roman" w:cs="Times New Roman"/>
               </w:rPr>
@@ -1043,21 +1043,21 @@
         <w:trPr/>
         <w:tc>
           <w:tcPr>
-            <w:tcW w:w="2715" w:type="dxa"/>
+            <w:tcW w:w="2713" w:type="dxa"/>
             <w:tcBorders>
               <w:top w:val="nil"/>
-              <w:start w:val="nil"/>
+              <w:left w:val="nil"/>
               <w:bottom w:val="nil"/>
-              <w:end w:val="nil"/>
-            </w:tcBorders>
-          </w:tcPr>
-          <w:p>
-            <w:pPr>
-              <w:pStyle w:val="Normal"/>
-              <w:widowControl/>
-              <w:suppressAutoHyphens w:val="true"/>
-              <w:spacing w:lineRule="auto" w:line="240" w:before="0" w:after="0"/>
-              <w:jc w:val="start"/>
+              <w:right w:val="nil"/>
+            </w:tcBorders>
+          </w:tcPr>
+          <w:p>
+            <w:pPr>
+              <w:pStyle w:val="Normal"/>
+              <w:widowControl/>
+              <w:suppressAutoHyphens w:val="true"/>
+              <w:spacing w:lineRule="auto" w:line="240" w:before="0" w:after="0"/>
+              <w:jc w:val="left"/>
               <w:rPr>
                 <w:rFonts w:ascii="Times New Roman" w:hAnsi="Times New Roman" w:cs="Times New Roman"/>
                 <w:lang w:val="en-US"/>
@@ -1088,22 +1088,22 @@
         </w:tc>
         <w:tc>
           <w:tcPr>
-            <w:tcW w:w="7735" w:type="dxa"/>
+            <w:tcW w:w="7737" w:type="dxa"/>
             <w:gridSpan w:val="5"/>
             <w:tcBorders>
               <w:top w:val="nil"/>
-              <w:start w:val="nil"/>
+              <w:left w:val="nil"/>
               <w:bottom w:val="nil"/>
-              <w:end w:val="nil"/>
-            </w:tcBorders>
-          </w:tcPr>
-          <w:p>
-            <w:pPr>
-              <w:pStyle w:val="Normal"/>
-              <w:widowControl/>
-              <w:suppressAutoHyphens w:val="true"/>
-              <w:spacing w:lineRule="auto" w:line="240" w:before="0" w:after="0"/>
-              <w:jc w:val="start"/>
+              <w:right w:val="nil"/>
+            </w:tcBorders>
+          </w:tcPr>
+          <w:p>
+            <w:pPr>
+              <w:pStyle w:val="Normal"/>
+              <w:widowControl/>
+              <w:suppressAutoHyphens w:val="true"/>
+              <w:spacing w:lineRule="auto" w:line="240" w:before="0" w:after="0"/>
+              <w:jc w:val="left"/>
               <w:rPr>
                 <w:rFonts w:ascii="Times New Roman" w:hAnsi="Times New Roman" w:cs="Times New Roman"/>
                 <w:lang w:val="en-US"/>
@@ -1150,18 +1150,18 @@
             <w:gridSpan w:val="6"/>
             <w:tcBorders>
               <w:top w:val="nil"/>
-              <w:start w:val="nil"/>
+              <w:left w:val="nil"/>
               <w:bottom w:val="nil"/>
-              <w:end w:val="nil"/>
-            </w:tcBorders>
-          </w:tcPr>
-          <w:p>
-            <w:pPr>
-              <w:pStyle w:val="Normal"/>
-              <w:widowControl/>
-              <w:suppressAutoHyphens w:val="true"/>
-              <w:spacing w:lineRule="auto" w:line="240" w:before="0" w:after="0"/>
-              <w:jc w:val="start"/>
+              <w:right w:val="nil"/>
+            </w:tcBorders>
+          </w:tcPr>
+          <w:p>
+            <w:pPr>
+              <w:pStyle w:val="Normal"/>
+              <w:widowControl/>
+              <w:suppressAutoHyphens w:val="true"/>
+              <w:spacing w:lineRule="auto" w:line="240" w:before="0" w:after="0"/>
+              <w:jc w:val="left"/>
               <w:rPr>
                 <w:rFonts w:ascii="Times New Roman" w:hAnsi="Times New Roman" w:cs="Times New Roman"/>
               </w:rPr>
@@ -1207,18 +1207,18 @@
             <w:gridSpan w:val="6"/>
             <w:tcBorders>
               <w:top w:val="nil"/>
-              <w:start w:val="nil"/>
+              <w:left w:val="nil"/>
               <w:bottom w:val="nil"/>
-              <w:end w:val="nil"/>
-            </w:tcBorders>
-          </w:tcPr>
-          <w:p>
-            <w:pPr>
-              <w:pStyle w:val="Normal"/>
-              <w:widowControl/>
-              <w:suppressAutoHyphens w:val="true"/>
-              <w:spacing w:lineRule="auto" w:line="240" w:before="0" w:after="0"/>
-              <w:jc w:val="start"/>
+              <w:right w:val="nil"/>
+            </w:tcBorders>
+          </w:tcPr>
+          <w:p>
+            <w:pPr>
+              <w:pStyle w:val="Normal"/>
+              <w:widowControl/>
+              <w:suppressAutoHyphens w:val="true"/>
+              <w:spacing w:lineRule="auto" w:line="240" w:before="0" w:after="0"/>
+              <w:jc w:val="left"/>
               <w:rPr>
                 <w:rFonts w:ascii="Times New Roman" w:hAnsi="Times New Roman" w:cs="Times New Roman"/>
                 <w:lang w:val="en-US"/>
@@ -1255,18 +1255,18 @@
             <w:gridSpan w:val="6"/>
             <w:tcBorders>
               <w:top w:val="nil"/>
-              <w:start w:val="nil"/>
+              <w:left w:val="nil"/>
               <w:bottom w:val="nil"/>
-              <w:end w:val="nil"/>
-            </w:tcBorders>
-          </w:tcPr>
-          <w:p>
-            <w:pPr>
-              <w:pStyle w:val="Normal"/>
-              <w:widowControl/>
-              <w:suppressAutoHyphens w:val="true"/>
-              <w:spacing w:lineRule="auto" w:line="240" w:before="0" w:after="0"/>
-              <w:jc w:val="start"/>
+              <w:right w:val="nil"/>
+            </w:tcBorders>
+          </w:tcPr>
+          <w:p>
+            <w:pPr>
+              <w:pStyle w:val="Normal"/>
+              <w:widowControl/>
+              <w:suppressAutoHyphens w:val="true"/>
+              <w:spacing w:lineRule="auto" w:line="240" w:before="0" w:after="0"/>
+              <w:jc w:val="left"/>
               <w:rPr>
                 <w:rFonts w:ascii="Times New Roman" w:hAnsi="Times New Roman" w:cs="Times New Roman"/>
               </w:rPr>
@@ -1332,18 +1332,18 @@
             <w:gridSpan w:val="6"/>
             <w:tcBorders>
               <w:top w:val="nil"/>
-              <w:start w:val="nil"/>
+              <w:left w:val="nil"/>
               <w:bottom w:val="nil"/>
-              <w:end w:val="nil"/>
-            </w:tcBorders>
-          </w:tcPr>
-          <w:p>
-            <w:pPr>
-              <w:pStyle w:val="Normal"/>
-              <w:widowControl/>
-              <w:suppressAutoHyphens w:val="true"/>
-              <w:spacing w:lineRule="auto" w:line="240" w:before="0" w:after="0"/>
-              <w:jc w:val="start"/>
+              <w:right w:val="nil"/>
+            </w:tcBorders>
+          </w:tcPr>
+          <w:p>
+            <w:pPr>
+              <w:pStyle w:val="Normal"/>
+              <w:widowControl/>
+              <w:suppressAutoHyphens w:val="true"/>
+              <w:spacing w:lineRule="auto" w:line="240" w:before="0" w:after="0"/>
+              <w:jc w:val="left"/>
               <w:rPr>
                 <w:rFonts w:ascii="Times New Roman" w:hAnsi="Times New Roman" w:cs="Times New Roman"/>
               </w:rPr>
@@ -1356,7 +1356,17 @@
                 <w:szCs w:val="24"/>
                 <w:lang w:val="ru-RU" w:eastAsia="en-US" w:bidi="ar-SA"/>
               </w:rPr>
-              <w:t>Виды работ, к осуществлению которых выявлены медицинские противопоказания: ${</w:t>
+              <w:t>Виды работ, к осуществлению которых выявлены медицинские противопоказания: ${DISALLOWED_</w:t>
+            </w:r>
+            <w:r>
+              <w:rPr>
+                <w:rFonts w:eastAsia="Aptos" w:cs="Times New Roman" w:ascii="Times New Roman" w:hAnsi="Times New Roman"/>
+                <w:kern w:val="2"/>
+                <w:sz w:val="24"/>
+                <w:szCs w:val="24"/>
+                <w:lang w:val="en-US" w:eastAsia="en-US" w:bidi="ar-SA"/>
+              </w:rPr>
+              <w:t>FACTORS</w:t>
             </w:r>
             <w:r>
               <w:rPr>
@@ -1366,26 +1376,6 @@
                 <w:szCs w:val="24"/>
                 <w:lang w:val="ru-RU" w:eastAsia="en-US" w:bidi="ar-SA"/>
               </w:rPr>
-              <w:t>DISALLOWED_</w:t>
-            </w:r>
-            <w:r>
-              <w:rPr>
-                <w:rFonts w:eastAsia="Aptos" w:cs="Times New Roman" w:ascii="Times New Roman" w:hAnsi="Times New Roman"/>
-                <w:kern w:val="2"/>
-                <w:sz w:val="24"/>
-                <w:szCs w:val="24"/>
-                <w:lang w:val="en-US" w:eastAsia="en-US" w:bidi="ar-SA"/>
-              </w:rPr>
-              <w:t>FACTORS</w:t>
-            </w:r>
-            <w:r>
-              <w:rPr>
-                <w:rFonts w:eastAsia="Aptos" w:cs="Times New Roman" w:ascii="Times New Roman" w:hAnsi="Times New Roman"/>
-                <w:kern w:val="2"/>
-                <w:sz w:val="24"/>
-                <w:szCs w:val="24"/>
-                <w:lang w:val="ru-RU" w:eastAsia="en-US" w:bidi="ar-SA"/>
-              </w:rPr>
               <w:t>}</w:t>
             </w:r>
           </w:p>
@@ -1399,18 +1389,18 @@
             <w:gridSpan w:val="6"/>
             <w:tcBorders>
               <w:top w:val="nil"/>
-              <w:start w:val="nil"/>
+              <w:left w:val="nil"/>
               <w:bottom w:val="nil"/>
-              <w:end w:val="nil"/>
-            </w:tcBorders>
-          </w:tcPr>
-          <w:p>
-            <w:pPr>
-              <w:pStyle w:val="Normal"/>
-              <w:widowControl/>
-              <w:suppressAutoHyphens w:val="true"/>
-              <w:spacing w:lineRule="auto" w:line="240" w:before="0" w:after="0"/>
-              <w:jc w:val="start"/>
+              <w:right w:val="nil"/>
+            </w:tcBorders>
+          </w:tcPr>
+          <w:p>
+            <w:pPr>
+              <w:pStyle w:val="Normal"/>
+              <w:widowControl/>
+              <w:suppressAutoHyphens w:val="true"/>
+              <w:spacing w:lineRule="auto" w:line="240" w:before="0" w:after="0"/>
+              <w:jc w:val="left"/>
               <w:rPr>
                 <w:rFonts w:ascii="Times New Roman" w:hAnsi="Times New Roman" w:cs="Times New Roman"/>
               </w:rPr>
@@ -1431,18 +1421,18 @@
             <w:gridSpan w:val="6"/>
             <w:tcBorders>
               <w:top w:val="nil"/>
-              <w:start w:val="nil"/>
+              <w:left w:val="nil"/>
               <w:bottom w:val="nil"/>
-              <w:end w:val="nil"/>
-            </w:tcBorders>
-          </w:tcPr>
-          <w:p>
-            <w:pPr>
-              <w:pStyle w:val="Normal"/>
-              <w:widowControl/>
-              <w:suppressAutoHyphens w:val="true"/>
-              <w:spacing w:lineRule="auto" w:line="240" w:before="0" w:after="0"/>
-              <w:jc w:val="start"/>
+              <w:right w:val="nil"/>
+            </w:tcBorders>
+          </w:tcPr>
+          <w:p>
+            <w:pPr>
+              <w:pStyle w:val="Normal"/>
+              <w:widowControl/>
+              <w:suppressAutoHyphens w:val="true"/>
+              <w:spacing w:lineRule="auto" w:line="240" w:before="0" w:after="0"/>
+              <w:jc w:val="left"/>
               <w:rPr>
                 <w:rFonts w:ascii="Times New Roman" w:hAnsi="Times New Roman" w:cs="Times New Roman"/>
                 <w:b/>
@@ -1487,18 +1477,18 @@
             <w:gridSpan w:val="6"/>
             <w:tcBorders>
               <w:top w:val="nil"/>
-              <w:start w:val="nil"/>
+              <w:left w:val="nil"/>
               <w:bottom w:val="nil"/>
-              <w:end w:val="nil"/>
-            </w:tcBorders>
-          </w:tcPr>
-          <w:p>
-            <w:pPr>
-              <w:pStyle w:val="Normal"/>
-              <w:widowControl/>
-              <w:suppressAutoHyphens w:val="true"/>
-              <w:spacing w:lineRule="auto" w:line="240" w:before="0" w:after="0"/>
-              <w:jc w:val="start"/>
+              <w:right w:val="nil"/>
+            </w:tcBorders>
+          </w:tcPr>
+          <w:p>
+            <w:pPr>
+              <w:pStyle w:val="Normal"/>
+              <w:widowControl/>
+              <w:suppressAutoHyphens w:val="true"/>
+              <w:spacing w:lineRule="auto" w:line="240" w:before="0" w:after="0"/>
+              <w:jc w:val="left"/>
               <w:rPr>
                 <w:rFonts w:ascii="Times New Roman" w:hAnsi="Times New Roman" w:cs="Times New Roman"/>
                 <w:lang w:val="en-US"/>
@@ -1521,7 +1511,7 @@
               <w:widowControl/>
               <w:suppressAutoHyphens w:val="true"/>
               <w:spacing w:lineRule="auto" w:line="240" w:before="0" w:after="0"/>
-              <w:jc w:val="start"/>
+              <w:jc w:val="left"/>
               <w:rPr>
                 <w:rFonts w:ascii="Times New Roman" w:hAnsi="Times New Roman" w:cs="Times New Roman"/>
                 <w:lang w:val="en-US"/>
@@ -1544,7 +1534,7 @@
               <w:widowControl/>
               <w:suppressAutoHyphens w:val="true"/>
               <w:spacing w:lineRule="auto" w:line="240" w:before="0" w:after="0"/>
-              <w:jc w:val="start"/>
+              <w:jc w:val="left"/>
               <w:rPr>
                 <w:rFonts w:ascii="Times New Roman" w:hAnsi="Times New Roman" w:cs="Times New Roman"/>
                 <w:lang w:val="en-US"/>
@@ -1571,18 +1561,18 @@
             <w:gridSpan w:val="6"/>
             <w:tcBorders>
               <w:top w:val="nil"/>
-              <w:start w:val="nil"/>
+              <w:left w:val="nil"/>
               <w:bottom w:val="nil"/>
-              <w:end w:val="nil"/>
-            </w:tcBorders>
-          </w:tcPr>
-          <w:p>
-            <w:pPr>
-              <w:pStyle w:val="Normal"/>
-              <w:widowControl/>
-              <w:suppressAutoHyphens w:val="true"/>
-              <w:spacing w:lineRule="auto" w:line="240" w:before="0" w:after="0"/>
-              <w:jc w:val="start"/>
+              <w:right w:val="nil"/>
+            </w:tcBorders>
+          </w:tcPr>
+          <w:p>
+            <w:pPr>
+              <w:pStyle w:val="Normal"/>
+              <w:widowControl/>
+              <w:suppressAutoHyphens w:val="true"/>
+              <w:spacing w:lineRule="auto" w:line="240" w:before="0" w:after="0"/>
+              <w:jc w:val="left"/>
               <w:rPr>
                 <w:rFonts w:ascii="Times New Roman" w:hAnsi="Times New Roman" w:cs="Times New Roman"/>
                 <w:lang w:val="en-US"/>
@@ -1605,18 +1595,18 @@
             <w:gridSpan w:val="6"/>
             <w:tcBorders>
               <w:top w:val="nil"/>
-              <w:start w:val="nil"/>
+              <w:left w:val="nil"/>
               <w:bottom w:val="nil"/>
-              <w:end w:val="nil"/>
-            </w:tcBorders>
-          </w:tcPr>
-          <w:p>
-            <w:pPr>
-              <w:pStyle w:val="Normal"/>
-              <w:widowControl/>
-              <w:suppressAutoHyphens w:val="true"/>
-              <w:spacing w:lineRule="auto" w:line="240" w:before="0" w:after="0"/>
-              <w:jc w:val="start"/>
+              <w:right w:val="nil"/>
+            </w:tcBorders>
+          </w:tcPr>
+          <w:p>
+            <w:pPr>
+              <w:pStyle w:val="Normal"/>
+              <w:widowControl/>
+              <w:suppressAutoHyphens w:val="true"/>
+              <w:spacing w:lineRule="auto" w:line="240" w:before="0" w:after="0"/>
+              <w:jc w:val="left"/>
               <w:rPr>
                 <w:rFonts w:ascii="Times New Roman" w:hAnsi="Times New Roman" w:cs="Times New Roman"/>
                 <w:lang w:val="en-US"/>
@@ -1643,18 +1633,18 @@
             <w:gridSpan w:val="6"/>
             <w:tcBorders>
               <w:top w:val="nil"/>
-              <w:start w:val="nil"/>
+              <w:left w:val="nil"/>
               <w:bottom w:val="nil"/>
-              <w:end w:val="nil"/>
-            </w:tcBorders>
-          </w:tcPr>
-          <w:p>
-            <w:pPr>
-              <w:pStyle w:val="Normal"/>
-              <w:widowControl/>
-              <w:suppressAutoHyphens w:val="true"/>
-              <w:spacing w:lineRule="auto" w:line="240" w:before="0" w:after="0"/>
-              <w:jc w:val="start"/>
+              <w:right w:val="nil"/>
+            </w:tcBorders>
+          </w:tcPr>
+          <w:p>
+            <w:pPr>
+              <w:pStyle w:val="Normal"/>
+              <w:widowControl/>
+              <w:suppressAutoHyphens w:val="true"/>
+              <w:spacing w:lineRule="auto" w:line="240" w:before="0" w:after="0"/>
+              <w:jc w:val="left"/>
               <w:rPr>
                 <w:rFonts w:ascii="Times New Roman" w:hAnsi="Times New Roman" w:cs="Times New Roman"/>
               </w:rPr>
@@ -1671,20 +1661,20 @@
         <w:trPr/>
         <w:tc>
           <w:tcPr>
-            <w:tcW w:w="2715" w:type="dxa"/>
+            <w:tcW w:w="2713" w:type="dxa"/>
             <w:tcBorders>
               <w:top w:val="nil"/>
-              <w:start w:val="nil"/>
-              <w:end w:val="nil"/>
-            </w:tcBorders>
-          </w:tcPr>
-          <w:p>
-            <w:pPr>
-              <w:pStyle w:val="Normal"/>
-              <w:widowControl/>
-              <w:suppressAutoHyphens w:val="true"/>
-              <w:spacing w:lineRule="auto" w:line="240" w:before="0" w:after="0"/>
-              <w:jc w:val="start"/>
+              <w:left w:val="nil"/>
+              <w:right w:val="nil"/>
+            </w:tcBorders>
+          </w:tcPr>
+          <w:p>
+            <w:pPr>
+              <w:pStyle w:val="Normal"/>
+              <w:widowControl/>
+              <w:suppressAutoHyphens w:val="true"/>
+              <w:spacing w:lineRule="auto" w:line="240" w:before="0" w:after="0"/>
+              <w:jc w:val="left"/>
               <w:rPr>
                 <w:rFonts w:ascii="Times New Roman" w:hAnsi="Times New Roman" w:cs="Times New Roman"/>
               </w:rPr>
@@ -1701,18 +1691,18 @@
             <w:tcW w:w="1" w:type="dxa"/>
             <w:tcBorders>
               <w:top w:val="nil"/>
-              <w:start w:val="nil"/>
+              <w:left w:val="nil"/>
               <w:bottom w:val="nil"/>
-              <w:end w:val="nil"/>
-            </w:tcBorders>
-          </w:tcPr>
-          <w:p>
-            <w:pPr>
-              <w:pStyle w:val="Normal"/>
-              <w:widowControl/>
-              <w:suppressAutoHyphens w:val="true"/>
-              <w:spacing w:lineRule="auto" w:line="240" w:before="0" w:after="0"/>
-              <w:jc w:val="start"/>
+              <w:right w:val="nil"/>
+            </w:tcBorders>
+          </w:tcPr>
+          <w:p>
+            <w:pPr>
+              <w:pStyle w:val="Normal"/>
+              <w:widowControl/>
+              <w:suppressAutoHyphens w:val="true"/>
+              <w:spacing w:lineRule="auto" w:line="240" w:before="0" w:after="0"/>
+              <w:jc w:val="left"/>
               <w:rPr>
                 <w:rFonts w:ascii="Times New Roman" w:hAnsi="Times New Roman" w:cs="Times New Roman"/>
               </w:rPr>
@@ -1730,8 +1720,8 @@
             <w:gridSpan w:val="3"/>
             <w:tcBorders>
               <w:top w:val="nil"/>
-              <w:start w:val="nil"/>
-              <w:end w:val="nil"/>
+              <w:left w:val="nil"/>
+              <w:right w:val="nil"/>
             </w:tcBorders>
           </w:tcPr>
           <w:p>
@@ -1759,21 +1749,21 @@
         </w:tc>
         <w:tc>
           <w:tcPr>
-            <w:tcW w:w="3050" w:type="dxa"/>
+            <w:tcW w:w="3052" w:type="dxa"/>
             <w:tcBorders>
               <w:top w:val="nil"/>
-              <w:start w:val="nil"/>
+              <w:left w:val="nil"/>
               <w:bottom w:val="nil"/>
-              <w:end w:val="nil"/>
-            </w:tcBorders>
-          </w:tcPr>
-          <w:p>
-            <w:pPr>
-              <w:pStyle w:val="Normal"/>
-              <w:widowControl/>
-              <w:suppressAutoHyphens w:val="true"/>
-              <w:spacing w:lineRule="auto" w:line="240" w:before="0" w:after="0"/>
-              <w:jc w:val="start"/>
+              <w:right w:val="nil"/>
+            </w:tcBorders>
+          </w:tcPr>
+          <w:p>
+            <w:pPr>
+              <w:pStyle w:val="Normal"/>
+              <w:widowControl/>
+              <w:suppressAutoHyphens w:val="true"/>
+              <w:spacing w:lineRule="auto" w:line="240" w:before="0" w:after="0"/>
+              <w:jc w:val="left"/>
               <w:rPr>
                 <w:rFonts w:ascii="Times New Roman" w:hAnsi="Times New Roman" w:cs="Times New Roman"/>
               </w:rPr>
@@ -1790,11 +1780,11 @@
         <w:trPr/>
         <w:tc>
           <w:tcPr>
-            <w:tcW w:w="2715" w:type="dxa"/>
-            <w:tcBorders>
-              <w:start w:val="nil"/>
+            <w:tcW w:w="2713" w:type="dxa"/>
+            <w:tcBorders>
+              <w:left w:val="nil"/>
               <w:bottom w:val="nil"/>
-              <w:end w:val="nil"/>
+              <w:right w:val="nil"/>
             </w:tcBorders>
             <w:vAlign w:val="center"/>
           </w:tcPr>
@@ -1828,18 +1818,18 @@
             <w:tcW w:w="1" w:type="dxa"/>
             <w:tcBorders>
               <w:top w:val="nil"/>
-              <w:start w:val="nil"/>
+              <w:left w:val="nil"/>
               <w:bottom w:val="nil"/>
-              <w:end w:val="nil"/>
-            </w:tcBorders>
-          </w:tcPr>
-          <w:p>
-            <w:pPr>
-              <w:pStyle w:val="Normal"/>
-              <w:widowControl/>
-              <w:suppressAutoHyphens w:val="true"/>
-              <w:spacing w:lineRule="auto" w:line="240" w:before="0" w:after="0"/>
-              <w:jc w:val="start"/>
+              <w:right w:val="nil"/>
+            </w:tcBorders>
+          </w:tcPr>
+          <w:p>
+            <w:pPr>
+              <w:pStyle w:val="Normal"/>
+              <w:widowControl/>
+              <w:suppressAutoHyphens w:val="true"/>
+              <w:spacing w:lineRule="auto" w:line="240" w:before="0" w:after="0"/>
+              <w:jc w:val="left"/>
               <w:rPr>
                 <w:rFonts w:ascii="Times New Roman" w:hAnsi="Times New Roman" w:cs="Times New Roman"/>
                 <w:sz w:val="20"/>
@@ -1860,9 +1850,9 @@
             <w:tcW w:w="4684" w:type="dxa"/>
             <w:gridSpan w:val="3"/>
             <w:tcBorders>
-              <w:start w:val="nil"/>
+              <w:left w:val="nil"/>
               <w:bottom w:val="nil"/>
-              <w:end w:val="nil"/>
+              <w:right w:val="nil"/>
             </w:tcBorders>
             <w:vAlign w:val="center"/>
           </w:tcPr>
@@ -1893,21 +1883,21 @@
         </w:tc>
         <w:tc>
           <w:tcPr>
-            <w:tcW w:w="3050" w:type="dxa"/>
+            <w:tcW w:w="3052" w:type="dxa"/>
             <w:tcBorders>
               <w:top w:val="nil"/>
-              <w:start w:val="nil"/>
+              <w:left w:val="nil"/>
               <w:bottom w:val="nil"/>
-              <w:end w:val="nil"/>
-            </w:tcBorders>
-          </w:tcPr>
-          <w:p>
-            <w:pPr>
-              <w:pStyle w:val="Normal"/>
-              <w:widowControl/>
-              <w:suppressAutoHyphens w:val="true"/>
-              <w:spacing w:lineRule="auto" w:line="240" w:before="0" w:after="0"/>
-              <w:jc w:val="start"/>
+              <w:right w:val="nil"/>
+            </w:tcBorders>
+          </w:tcPr>
+          <w:p>
+            <w:pPr>
+              <w:pStyle w:val="Normal"/>
+              <w:widowControl/>
+              <w:suppressAutoHyphens w:val="true"/>
+              <w:spacing w:lineRule="auto" w:line="240" w:before="0" w:after="0"/>
+              <w:jc w:val="left"/>
               <w:rPr>
                 <w:rFonts w:ascii="Times New Roman" w:hAnsi="Times New Roman" w:cs="Times New Roman"/>
                 <w:sz w:val="20"/>
@@ -1932,18 +1922,18 @@
             <w:gridSpan w:val="6"/>
             <w:tcBorders>
               <w:top w:val="nil"/>
-              <w:start w:val="nil"/>
+              <w:left w:val="nil"/>
               <w:bottom w:val="nil"/>
-              <w:end w:val="nil"/>
-            </w:tcBorders>
-          </w:tcPr>
-          <w:p>
-            <w:pPr>
-              <w:pStyle w:val="Normal"/>
-              <w:widowControl/>
-              <w:suppressAutoHyphens w:val="true"/>
-              <w:spacing w:lineRule="auto" w:line="240" w:before="0" w:after="0"/>
-              <w:jc w:val="start"/>
+              <w:right w:val="nil"/>
+            </w:tcBorders>
+          </w:tcPr>
+          <w:p>
+            <w:pPr>
+              <w:pStyle w:val="Normal"/>
+              <w:widowControl/>
+              <w:suppressAutoHyphens w:val="true"/>
+              <w:spacing w:lineRule="auto" w:line="240" w:before="0" w:after="0"/>
+              <w:jc w:val="left"/>
               <w:rPr>
                 <w:rFonts w:ascii="Times New Roman" w:hAnsi="Times New Roman" w:cs="Times New Roman"/>
               </w:rPr>
@@ -1964,18 +1954,18 @@
             <w:gridSpan w:val="6"/>
             <w:tcBorders>
               <w:top w:val="nil"/>
-              <w:start w:val="nil"/>
+              <w:left w:val="nil"/>
               <w:bottom w:val="nil"/>
-              <w:end w:val="nil"/>
-            </w:tcBorders>
-          </w:tcPr>
-          <w:p>
-            <w:pPr>
-              <w:pStyle w:val="Normal"/>
-              <w:widowControl/>
-              <w:suppressAutoHyphens w:val="true"/>
-              <w:spacing w:lineRule="auto" w:line="240" w:before="0" w:after="0"/>
-              <w:jc w:val="start"/>
+              <w:right w:val="nil"/>
+            </w:tcBorders>
+          </w:tcPr>
+          <w:p>
+            <w:pPr>
+              <w:pStyle w:val="Normal"/>
+              <w:widowControl/>
+              <w:suppressAutoHyphens w:val="true"/>
+              <w:spacing w:lineRule="auto" w:line="240" w:before="0" w:after="0"/>
+              <w:jc w:val="left"/>
               <w:rPr>
                 <w:rFonts w:ascii="Times New Roman" w:hAnsi="Times New Roman" w:cs="Times New Roman"/>
               </w:rPr>
@@ -2001,18 +1991,18 @@
             <w:gridSpan w:val="6"/>
             <w:tcBorders>
               <w:top w:val="nil"/>
-              <w:start w:val="nil"/>
+              <w:left w:val="nil"/>
               <w:bottom w:val="nil"/>
-              <w:end w:val="nil"/>
-            </w:tcBorders>
-          </w:tcPr>
-          <w:p>
-            <w:pPr>
-              <w:pStyle w:val="Normal"/>
-              <w:widowControl/>
-              <w:suppressAutoHyphens w:val="true"/>
-              <w:spacing w:lineRule="auto" w:line="240" w:before="0" w:after="0"/>
-              <w:jc w:val="start"/>
+              <w:right w:val="nil"/>
+            </w:tcBorders>
+          </w:tcPr>
+          <w:p>
+            <w:pPr>
+              <w:pStyle w:val="Normal"/>
+              <w:widowControl/>
+              <w:suppressAutoHyphens w:val="true"/>
+              <w:spacing w:lineRule="auto" w:line="240" w:before="0" w:after="0"/>
+              <w:jc w:val="left"/>
               <w:rPr>
                 <w:rFonts w:ascii="Times New Roman" w:hAnsi="Times New Roman" w:cs="Times New Roman"/>
               </w:rPr>
@@ -2029,22 +2019,22 @@
         <w:trPr/>
         <w:tc>
           <w:tcPr>
-            <w:tcW w:w="3682" w:type="dxa"/>
+            <w:tcW w:w="3680" w:type="dxa"/>
             <w:gridSpan w:val="3"/>
             <w:tcBorders>
               <w:top w:val="nil"/>
-              <w:start w:val="nil"/>
+              <w:left w:val="nil"/>
               <w:bottom w:val="nil"/>
-              <w:end w:val="nil"/>
-            </w:tcBorders>
-          </w:tcPr>
-          <w:p>
-            <w:pPr>
-              <w:pStyle w:val="Normal"/>
-              <w:widowControl/>
-              <w:suppressAutoHyphens w:val="true"/>
-              <w:spacing w:lineRule="auto" w:line="240" w:before="0" w:after="0"/>
-              <w:jc w:val="start"/>
+              <w:right w:val="nil"/>
+            </w:tcBorders>
+          </w:tcPr>
+          <w:p>
+            <w:pPr>
+              <w:pStyle w:val="Normal"/>
+              <w:widowControl/>
+              <w:suppressAutoHyphens w:val="true"/>
+              <w:spacing w:lineRule="auto" w:line="240" w:before="0" w:after="0"/>
+              <w:jc w:val="left"/>
               <w:rPr>
                 <w:rFonts w:ascii="Times New Roman" w:hAnsi="Times New Roman" w:cs="Times New Roman"/>
                 <w:lang w:val="en-US"/>
@@ -2064,22 +2054,22 @@
         </w:tc>
         <w:tc>
           <w:tcPr>
-            <w:tcW w:w="6768" w:type="dxa"/>
+            <w:tcW w:w="6770" w:type="dxa"/>
             <w:gridSpan w:val="3"/>
             <w:tcBorders>
               <w:top w:val="nil"/>
-              <w:start w:val="nil"/>
+              <w:left w:val="nil"/>
               <w:bottom w:val="nil"/>
-              <w:end w:val="nil"/>
-            </w:tcBorders>
-          </w:tcPr>
-          <w:p>
-            <w:pPr>
-              <w:pStyle w:val="Normal"/>
-              <w:widowControl/>
-              <w:suppressAutoHyphens w:val="true"/>
-              <w:spacing w:lineRule="auto" w:line="240" w:before="0" w:after="0"/>
-              <w:jc w:val="start"/>
+              <w:right w:val="nil"/>
+            </w:tcBorders>
+          </w:tcPr>
+          <w:p>
+            <w:pPr>
+              <w:pStyle w:val="Normal"/>
+              <w:widowControl/>
+              <w:suppressAutoHyphens w:val="true"/>
+              <w:spacing w:lineRule="auto" w:line="240" w:before="0" w:after="0"/>
+              <w:jc w:val="left"/>
               <w:rPr>
                 <w:rFonts w:ascii="Times New Roman" w:hAnsi="Times New Roman" w:cs="Times New Roman"/>
               </w:rPr>
@@ -2100,18 +2090,18 @@
             <w:gridSpan w:val="6"/>
             <w:tcBorders>
               <w:top w:val="nil"/>
-              <w:start w:val="nil"/>
+              <w:left w:val="nil"/>
               <w:bottom w:val="nil"/>
-              <w:end w:val="nil"/>
-            </w:tcBorders>
-          </w:tcPr>
-          <w:p>
-            <w:pPr>
-              <w:pStyle w:val="Normal"/>
-              <w:widowControl/>
-              <w:suppressAutoHyphens w:val="true"/>
-              <w:spacing w:lineRule="auto" w:line="240" w:before="0" w:after="0"/>
-              <w:jc w:val="start"/>
+              <w:right w:val="nil"/>
+            </w:tcBorders>
+          </w:tcPr>
+          <w:p>
+            <w:pPr>
+              <w:pStyle w:val="Normal"/>
+              <w:widowControl/>
+              <w:suppressAutoHyphens w:val="true"/>
+              <w:spacing w:lineRule="auto" w:line="240" w:before="0" w:after="0"/>
+              <w:jc w:val="left"/>
               <w:rPr>
                 <w:rFonts w:ascii="Times New Roman" w:hAnsi="Times New Roman" w:cs="Times New Roman"/>
               </w:rPr>
@@ -2128,20 +2118,20 @@
         <w:trPr/>
         <w:tc>
           <w:tcPr>
-            <w:tcW w:w="2715" w:type="dxa"/>
+            <w:tcW w:w="2713" w:type="dxa"/>
             <w:tcBorders>
               <w:top w:val="nil"/>
-              <w:start w:val="nil"/>
-              <w:end w:val="nil"/>
-            </w:tcBorders>
-          </w:tcPr>
-          <w:p>
-            <w:pPr>
-              <w:pStyle w:val="Normal"/>
-              <w:widowControl/>
-              <w:suppressAutoHyphens w:val="true"/>
-              <w:spacing w:lineRule="auto" w:line="240" w:before="0" w:after="0"/>
-              <w:jc w:val="start"/>
+              <w:left w:val="nil"/>
+              <w:right w:val="nil"/>
+            </w:tcBorders>
+          </w:tcPr>
+          <w:p>
+            <w:pPr>
+              <w:pStyle w:val="Normal"/>
+              <w:widowControl/>
+              <w:suppressAutoHyphens w:val="true"/>
+              <w:spacing w:lineRule="auto" w:line="240" w:before="0" w:after="0"/>
+              <w:jc w:val="left"/>
               <w:rPr>
                 <w:rFonts w:ascii="Times New Roman" w:hAnsi="Times New Roman" w:cs="Times New Roman"/>
               </w:rPr>
@@ -2158,18 +2148,18 @@
             <w:tcW w:w="1" w:type="dxa"/>
             <w:tcBorders>
               <w:top w:val="nil"/>
-              <w:start w:val="nil"/>
+              <w:left w:val="nil"/>
               <w:bottom w:val="nil"/>
-              <w:end w:val="nil"/>
-            </w:tcBorders>
-          </w:tcPr>
-          <w:p>
-            <w:pPr>
-              <w:pStyle w:val="Normal"/>
-              <w:widowControl/>
-              <w:suppressAutoHyphens w:val="true"/>
-              <w:spacing w:lineRule="auto" w:line="240" w:before="0" w:after="0"/>
-              <w:jc w:val="start"/>
+              <w:right w:val="nil"/>
+            </w:tcBorders>
+          </w:tcPr>
+          <w:p>
+            <w:pPr>
+              <w:pStyle w:val="Normal"/>
+              <w:widowControl/>
+              <w:suppressAutoHyphens w:val="true"/>
+              <w:spacing w:lineRule="auto" w:line="240" w:before="0" w:after="0"/>
+              <w:jc w:val="left"/>
               <w:rPr>
                 <w:rFonts w:ascii="Times New Roman" w:hAnsi="Times New Roman" w:cs="Times New Roman"/>
               </w:rPr>
@@ -2187,8 +2177,8 @@
             <w:gridSpan w:val="3"/>
             <w:tcBorders>
               <w:top w:val="nil"/>
-              <w:start w:val="nil"/>
-              <w:end w:val="nil"/>
+              <w:left w:val="nil"/>
+              <w:right w:val="nil"/>
             </w:tcBorders>
           </w:tcPr>
           <w:p>
@@ -2217,21 +2207,21 @@
         </w:tc>
         <w:tc>
           <w:tcPr>
-            <w:tcW w:w="3050" w:type="dxa"/>
+            <w:tcW w:w="3052" w:type="dxa"/>
             <w:tcBorders>
               <w:top w:val="nil"/>
-              <w:start w:val="nil"/>
+              <w:left w:val="nil"/>
               <w:bottom w:val="nil"/>
-              <w:end w:val="nil"/>
-            </w:tcBorders>
-          </w:tcPr>
-          <w:p>
-            <w:pPr>
-              <w:pStyle w:val="Normal"/>
-              <w:widowControl/>
-              <w:suppressAutoHyphens w:val="true"/>
-              <w:spacing w:lineRule="auto" w:line="240" w:before="0" w:after="0"/>
-              <w:jc w:val="start"/>
+              <w:right w:val="nil"/>
+            </w:tcBorders>
+          </w:tcPr>
+          <w:p>
+            <w:pPr>
+              <w:pStyle w:val="Normal"/>
+              <w:widowControl/>
+              <w:suppressAutoHyphens w:val="true"/>
+              <w:spacing w:lineRule="auto" w:line="240" w:before="0" w:after="0"/>
+              <w:jc w:val="left"/>
               <w:rPr>
                 <w:rFonts w:ascii="Times New Roman" w:hAnsi="Times New Roman" w:cs="Times New Roman"/>
               </w:rPr>
@@ -2248,11 +2238,11 @@
         <w:trPr/>
         <w:tc>
           <w:tcPr>
-            <w:tcW w:w="2715" w:type="dxa"/>
-            <w:tcBorders>
-              <w:start w:val="nil"/>
+            <w:tcW w:w="2713" w:type="dxa"/>
+            <w:tcBorders>
+              <w:left w:val="nil"/>
               <w:bottom w:val="nil"/>
-              <w:end w:val="nil"/>
+              <w:right w:val="nil"/>
             </w:tcBorders>
             <w:vAlign w:val="center"/>
           </w:tcPr>
@@ -2286,18 +2276,18 @@
             <w:tcW w:w="1" w:type="dxa"/>
             <w:tcBorders>
               <w:top w:val="nil"/>
-              <w:start w:val="nil"/>
+              <w:left w:val="nil"/>
               <w:bottom w:val="nil"/>
-              <w:end w:val="nil"/>
-            </w:tcBorders>
-          </w:tcPr>
-          <w:p>
-            <w:pPr>
-              <w:pStyle w:val="Normal"/>
-              <w:widowControl/>
-              <w:suppressAutoHyphens w:val="true"/>
-              <w:spacing w:lineRule="auto" w:line="240" w:before="0" w:after="0"/>
-              <w:jc w:val="start"/>
+              <w:right w:val="nil"/>
+            </w:tcBorders>
+          </w:tcPr>
+          <w:p>
+            <w:pPr>
+              <w:pStyle w:val="Normal"/>
+              <w:widowControl/>
+              <w:suppressAutoHyphens w:val="true"/>
+              <w:spacing w:lineRule="auto" w:line="240" w:before="0" w:after="0"/>
+              <w:jc w:val="left"/>
               <w:rPr>
                 <w:rFonts w:ascii="Times New Roman" w:hAnsi="Times New Roman" w:cs="Times New Roman"/>
                 <w:sz w:val="20"/>
@@ -2318,9 +2308,9 @@
             <w:tcW w:w="4684" w:type="dxa"/>
             <w:gridSpan w:val="3"/>
             <w:tcBorders>
-              <w:start w:val="nil"/>
+              <w:left w:val="nil"/>
               <w:bottom w:val="nil"/>
-              <w:end w:val="nil"/>
+              <w:right w:val="nil"/>
             </w:tcBorders>
             <w:vAlign w:val="center"/>
           </w:tcPr>
@@ -2351,21 +2341,21 @@
         </w:tc>
         <w:tc>
           <w:tcPr>
-            <w:tcW w:w="3050" w:type="dxa"/>
+            <w:tcW w:w="3052" w:type="dxa"/>
             <w:tcBorders>
               <w:top w:val="nil"/>
-              <w:start w:val="nil"/>
+              <w:left w:val="nil"/>
               <w:bottom w:val="nil"/>
-              <w:end w:val="nil"/>
-            </w:tcBorders>
-          </w:tcPr>
-          <w:p>
-            <w:pPr>
-              <w:pStyle w:val="Normal"/>
-              <w:widowControl/>
-              <w:suppressAutoHyphens w:val="true"/>
-              <w:spacing w:lineRule="auto" w:line="240" w:before="0" w:after="0"/>
-              <w:jc w:val="start"/>
+              <w:right w:val="nil"/>
+            </w:tcBorders>
+          </w:tcPr>
+          <w:p>
+            <w:pPr>
+              <w:pStyle w:val="Normal"/>
+              <w:widowControl/>
+              <w:suppressAutoHyphens w:val="true"/>
+              <w:spacing w:lineRule="auto" w:line="240" w:before="0" w:after="0"/>
+              <w:jc w:val="left"/>
               <w:rPr>
                 <w:rFonts w:ascii="Times New Roman" w:hAnsi="Times New Roman" w:cs="Times New Roman"/>
                 <w:sz w:val="20"/>
@@ -2390,18 +2380,18 @@
             <w:gridSpan w:val="6"/>
             <w:tcBorders>
               <w:top w:val="nil"/>
-              <w:start w:val="nil"/>
+              <w:left w:val="nil"/>
               <w:bottom w:val="nil"/>
-              <w:end w:val="nil"/>
-            </w:tcBorders>
-          </w:tcPr>
-          <w:p>
-            <w:pPr>
-              <w:pStyle w:val="Normal"/>
-              <w:widowControl/>
-              <w:suppressAutoHyphens w:val="true"/>
-              <w:spacing w:lineRule="auto" w:line="240" w:before="0" w:after="0"/>
-              <w:jc w:val="start"/>
+              <w:right w:val="nil"/>
+            </w:tcBorders>
+          </w:tcPr>
+          <w:p>
+            <w:pPr>
+              <w:pStyle w:val="Normal"/>
+              <w:widowControl/>
+              <w:suppressAutoHyphens w:val="true"/>
+              <w:spacing w:lineRule="auto" w:line="240" w:before="0" w:after="0"/>
+              <w:jc w:val="left"/>
               <w:rPr>
                 <w:rFonts w:ascii="Times New Roman" w:hAnsi="Times New Roman" w:cs="Times New Roman"/>
               </w:rPr>
@@ -2418,20 +2408,20 @@
         <w:trPr/>
         <w:tc>
           <w:tcPr>
-            <w:tcW w:w="2715" w:type="dxa"/>
+            <w:tcW w:w="2713" w:type="dxa"/>
             <w:tcBorders>
               <w:top w:val="nil"/>
-              <w:start w:val="nil"/>
-              <w:end w:val="nil"/>
-            </w:tcBorders>
-          </w:tcPr>
-          <w:p>
-            <w:pPr>
-              <w:pStyle w:val="Normal"/>
-              <w:widowControl/>
-              <w:suppressAutoHyphens w:val="true"/>
-              <w:spacing w:lineRule="auto" w:line="240" w:before="0" w:after="0"/>
-              <w:jc w:val="start"/>
+              <w:left w:val="nil"/>
+              <w:right w:val="nil"/>
+            </w:tcBorders>
+          </w:tcPr>
+          <w:p>
+            <w:pPr>
+              <w:pStyle w:val="Normal"/>
+              <w:widowControl/>
+              <w:suppressAutoHyphens w:val="true"/>
+              <w:spacing w:lineRule="auto" w:line="240" w:before="0" w:after="0"/>
+              <w:jc w:val="left"/>
               <w:rPr>
                 <w:rFonts w:ascii="Times New Roman" w:hAnsi="Times New Roman" w:cs="Times New Roman"/>
               </w:rPr>
@@ -2448,18 +2438,18 @@
             <w:tcW w:w="1" w:type="dxa"/>
             <w:tcBorders>
               <w:top w:val="nil"/>
-              <w:start w:val="nil"/>
+              <w:left w:val="nil"/>
               <w:bottom w:val="nil"/>
-              <w:end w:val="nil"/>
-            </w:tcBorders>
-          </w:tcPr>
-          <w:p>
-            <w:pPr>
-              <w:pStyle w:val="Normal"/>
-              <w:widowControl/>
-              <w:suppressAutoHyphens w:val="true"/>
-              <w:spacing w:lineRule="auto" w:line="240" w:before="0" w:after="0"/>
-              <w:jc w:val="start"/>
+              <w:right w:val="nil"/>
+            </w:tcBorders>
+          </w:tcPr>
+          <w:p>
+            <w:pPr>
+              <w:pStyle w:val="Normal"/>
+              <w:widowControl/>
+              <w:suppressAutoHyphens w:val="true"/>
+              <w:spacing w:lineRule="auto" w:line="240" w:before="0" w:after="0"/>
+              <w:jc w:val="left"/>
               <w:rPr>
                 <w:rFonts w:ascii="Times New Roman" w:hAnsi="Times New Roman" w:cs="Times New Roman"/>
               </w:rPr>
@@ -2477,8 +2467,8 @@
             <w:gridSpan w:val="3"/>
             <w:tcBorders>
               <w:top w:val="nil"/>
-              <w:start w:val="nil"/>
-              <w:end w:val="nil"/>
+              <w:left w:val="nil"/>
+              <w:right w:val="nil"/>
             </w:tcBorders>
           </w:tcPr>
           <w:p>
@@ -2507,21 +2497,21 @@
         </w:tc>
         <w:tc>
           <w:tcPr>
-            <w:tcW w:w="3050" w:type="dxa"/>
+            <w:tcW w:w="3052" w:type="dxa"/>
             <w:tcBorders>
               <w:top w:val="nil"/>
-              <w:start w:val="nil"/>
+              <w:left w:val="nil"/>
               <w:bottom w:val="nil"/>
-              <w:end w:val="nil"/>
-            </w:tcBorders>
-          </w:tcPr>
-          <w:p>
-            <w:pPr>
-              <w:pStyle w:val="Normal"/>
-              <w:widowControl/>
-              <w:suppressAutoHyphens w:val="true"/>
-              <w:spacing w:lineRule="auto" w:line="240" w:before="0" w:after="0"/>
-              <w:jc w:val="start"/>
+              <w:right w:val="nil"/>
+            </w:tcBorders>
+          </w:tcPr>
+          <w:p>
+            <w:pPr>
+              <w:pStyle w:val="Normal"/>
+              <w:widowControl/>
+              <w:suppressAutoHyphens w:val="true"/>
+              <w:spacing w:lineRule="auto" w:line="240" w:before="0" w:after="0"/>
+              <w:jc w:val="left"/>
               <w:rPr>
                 <w:rFonts w:ascii="Times New Roman" w:hAnsi="Times New Roman" w:cs="Times New Roman"/>
               </w:rPr>
@@ -2538,11 +2528,11 @@
         <w:trPr/>
         <w:tc>
           <w:tcPr>
-            <w:tcW w:w="2715" w:type="dxa"/>
-            <w:tcBorders>
-              <w:start w:val="nil"/>
+            <w:tcW w:w="2713" w:type="dxa"/>
+            <w:tcBorders>
+              <w:left w:val="nil"/>
               <w:bottom w:val="nil"/>
-              <w:end w:val="nil"/>
+              <w:right w:val="nil"/>
             </w:tcBorders>
             <w:vAlign w:val="center"/>
           </w:tcPr>
@@ -2576,18 +2566,18 @@
             <w:tcW w:w="1" w:type="dxa"/>
             <w:tcBorders>
               <w:top w:val="nil"/>
-              <w:start w:val="nil"/>
+              <w:left w:val="nil"/>
               <w:bottom w:val="nil"/>
-              <w:end w:val="nil"/>
-            </w:tcBorders>
-          </w:tcPr>
-          <w:p>
-            <w:pPr>
-              <w:pStyle w:val="Normal"/>
-              <w:widowControl/>
-              <w:suppressAutoHyphens w:val="true"/>
-              <w:spacing w:lineRule="auto" w:line="240" w:before="0" w:after="0"/>
-              <w:jc w:val="start"/>
+              <w:right w:val="nil"/>
+            </w:tcBorders>
+          </w:tcPr>
+          <w:p>
+            <w:pPr>
+              <w:pStyle w:val="Normal"/>
+              <w:widowControl/>
+              <w:suppressAutoHyphens w:val="true"/>
+              <w:spacing w:lineRule="auto" w:line="240" w:before="0" w:after="0"/>
+              <w:jc w:val="left"/>
               <w:rPr>
                 <w:rFonts w:ascii="Times New Roman" w:hAnsi="Times New Roman" w:cs="Times New Roman"/>
                 <w:sz w:val="20"/>
@@ -2608,9 +2598,9 @@
             <w:tcW w:w="4684" w:type="dxa"/>
             <w:gridSpan w:val="3"/>
             <w:tcBorders>
-              <w:start w:val="nil"/>
+              <w:left w:val="nil"/>
               <w:bottom w:val="nil"/>
-              <w:end w:val="nil"/>
+              <w:right w:val="nil"/>
             </w:tcBorders>
             <w:vAlign w:val="center"/>
           </w:tcPr>
@@ -2641,21 +2631,21 @@
         </w:tc>
         <w:tc>
           <w:tcPr>
-            <w:tcW w:w="3050" w:type="dxa"/>
+            <w:tcW w:w="3052" w:type="dxa"/>
             <w:tcBorders>
               <w:top w:val="nil"/>
-              <w:start w:val="nil"/>
+              <w:left w:val="nil"/>
               <w:bottom w:val="nil"/>
-              <w:end w:val="nil"/>
-            </w:tcBorders>
-          </w:tcPr>
-          <w:p>
-            <w:pPr>
-              <w:pStyle w:val="Normal"/>
-              <w:widowControl/>
-              <w:suppressAutoHyphens w:val="true"/>
-              <w:spacing w:lineRule="auto" w:line="240" w:before="0" w:after="0"/>
-              <w:jc w:val="start"/>
+              <w:right w:val="nil"/>
+            </w:tcBorders>
+          </w:tcPr>
+          <w:p>
+            <w:pPr>
+              <w:pStyle w:val="Normal"/>
+              <w:widowControl/>
+              <w:suppressAutoHyphens w:val="true"/>
+              <w:spacing w:lineRule="auto" w:line="240" w:before="0" w:after="0"/>
+              <w:jc w:val="left"/>
               <w:rPr>
                 <w:rFonts w:ascii="Times New Roman" w:hAnsi="Times New Roman" w:cs="Times New Roman"/>
                 <w:sz w:val="20"/>
@@ -2680,18 +2670,18 @@
             <w:gridSpan w:val="6"/>
             <w:tcBorders>
               <w:top w:val="nil"/>
-              <w:start w:val="nil"/>
+              <w:left w:val="nil"/>
               <w:bottom w:val="nil"/>
-              <w:end w:val="nil"/>
-            </w:tcBorders>
-          </w:tcPr>
-          <w:p>
-            <w:pPr>
-              <w:pStyle w:val="Normal"/>
-              <w:widowControl/>
-              <w:suppressAutoHyphens w:val="true"/>
-              <w:spacing w:lineRule="auto" w:line="240" w:before="0" w:after="0"/>
-              <w:jc w:val="start"/>
+              <w:right w:val="nil"/>
+            </w:tcBorders>
+          </w:tcPr>
+          <w:p>
+            <w:pPr>
+              <w:pStyle w:val="Normal"/>
+              <w:widowControl/>
+              <w:suppressAutoHyphens w:val="true"/>
+              <w:spacing w:lineRule="auto" w:line="240" w:before="0" w:after="0"/>
+              <w:jc w:val="left"/>
               <w:rPr>
                 <w:rFonts w:ascii="Times New Roman" w:hAnsi="Times New Roman" w:cs="Times New Roman"/>
               </w:rPr>
@@ -2708,20 +2698,20 @@
         <w:trPr/>
         <w:tc>
           <w:tcPr>
-            <w:tcW w:w="2715" w:type="dxa"/>
+            <w:tcW w:w="2713" w:type="dxa"/>
             <w:tcBorders>
               <w:top w:val="nil"/>
-              <w:start w:val="nil"/>
-              <w:end w:val="nil"/>
-            </w:tcBorders>
-          </w:tcPr>
-          <w:p>
-            <w:pPr>
-              <w:pStyle w:val="Normal"/>
-              <w:widowControl/>
-              <w:suppressAutoHyphens w:val="true"/>
-              <w:spacing w:lineRule="auto" w:line="240" w:before="0" w:after="0"/>
-              <w:jc w:val="start"/>
+              <w:left w:val="nil"/>
+              <w:right w:val="nil"/>
+            </w:tcBorders>
+          </w:tcPr>
+          <w:p>
+            <w:pPr>
+              <w:pStyle w:val="Normal"/>
+              <w:widowControl/>
+              <w:suppressAutoHyphens w:val="true"/>
+              <w:spacing w:lineRule="auto" w:line="240" w:before="0" w:after="0"/>
+              <w:jc w:val="left"/>
               <w:rPr>
                 <w:rFonts w:ascii="Times New Roman" w:hAnsi="Times New Roman" w:cs="Times New Roman"/>
               </w:rPr>
@@ -2738,18 +2728,18 @@
             <w:tcW w:w="1" w:type="dxa"/>
             <w:tcBorders>
               <w:top w:val="nil"/>
-              <w:start w:val="nil"/>
+              <w:left w:val="nil"/>
               <w:bottom w:val="nil"/>
-              <w:end w:val="nil"/>
-            </w:tcBorders>
-          </w:tcPr>
-          <w:p>
-            <w:pPr>
-              <w:pStyle w:val="Normal"/>
-              <w:widowControl/>
-              <w:suppressAutoHyphens w:val="true"/>
-              <w:spacing w:lineRule="auto" w:line="240" w:before="0" w:after="0"/>
-              <w:jc w:val="start"/>
+              <w:right w:val="nil"/>
+            </w:tcBorders>
+          </w:tcPr>
+          <w:p>
+            <w:pPr>
+              <w:pStyle w:val="Normal"/>
+              <w:widowControl/>
+              <w:suppressAutoHyphens w:val="true"/>
+              <w:spacing w:lineRule="auto" w:line="240" w:before="0" w:after="0"/>
+              <w:jc w:val="left"/>
               <w:rPr>
                 <w:rFonts w:ascii="Times New Roman" w:hAnsi="Times New Roman" w:cs="Times New Roman"/>
               </w:rPr>
@@ -2767,8 +2757,8 @@
             <w:gridSpan w:val="3"/>
             <w:tcBorders>
               <w:top w:val="nil"/>
-              <w:start w:val="nil"/>
-              <w:end w:val="nil"/>
+              <w:left w:val="nil"/>
+              <w:right w:val="nil"/>
             </w:tcBorders>
           </w:tcPr>
           <w:p>
@@ -2797,21 +2787,21 @@
         </w:tc>
         <w:tc>
           <w:tcPr>
-            <w:tcW w:w="3050" w:type="dxa"/>
+            <w:tcW w:w="3052" w:type="dxa"/>
             <w:tcBorders>
               <w:top w:val="nil"/>
-              <w:start w:val="nil"/>
+              <w:left w:val="nil"/>
               <w:bottom w:val="nil"/>
-              <w:end w:val="nil"/>
-            </w:tcBorders>
-          </w:tcPr>
-          <w:p>
-            <w:pPr>
-              <w:pStyle w:val="Normal"/>
-              <w:widowControl/>
-              <w:suppressAutoHyphens w:val="true"/>
-              <w:spacing w:lineRule="auto" w:line="240" w:before="0" w:after="0"/>
-              <w:jc w:val="start"/>
+              <w:right w:val="nil"/>
+            </w:tcBorders>
+          </w:tcPr>
+          <w:p>
+            <w:pPr>
+              <w:pStyle w:val="Normal"/>
+              <w:widowControl/>
+              <w:suppressAutoHyphens w:val="true"/>
+              <w:spacing w:lineRule="auto" w:line="240" w:before="0" w:after="0"/>
+              <w:jc w:val="left"/>
               <w:rPr>
                 <w:rFonts w:ascii="Times New Roman" w:hAnsi="Times New Roman" w:cs="Times New Roman"/>
               </w:rPr>
@@ -2828,11 +2818,11 @@
         <w:trPr/>
         <w:tc>
           <w:tcPr>
-            <w:tcW w:w="2715" w:type="dxa"/>
-            <w:tcBorders>
-              <w:start w:val="nil"/>
+            <w:tcW w:w="2713" w:type="dxa"/>
+            <w:tcBorders>
+              <w:left w:val="nil"/>
               <w:bottom w:val="nil"/>
-              <w:end w:val="nil"/>
+              <w:right w:val="nil"/>
             </w:tcBorders>
             <w:vAlign w:val="center"/>
           </w:tcPr>
@@ -2866,18 +2856,18 @@
             <w:tcW w:w="1" w:type="dxa"/>
             <w:tcBorders>
               <w:top w:val="nil"/>
-              <w:start w:val="nil"/>
+              <w:left w:val="nil"/>
               <w:bottom w:val="nil"/>
-              <w:end w:val="nil"/>
-            </w:tcBorders>
-          </w:tcPr>
-          <w:p>
-            <w:pPr>
-              <w:pStyle w:val="Normal"/>
-              <w:widowControl/>
-              <w:suppressAutoHyphens w:val="true"/>
-              <w:spacing w:lineRule="auto" w:line="240" w:before="0" w:after="0"/>
-              <w:jc w:val="start"/>
+              <w:right w:val="nil"/>
+            </w:tcBorders>
+          </w:tcPr>
+          <w:p>
+            <w:pPr>
+              <w:pStyle w:val="Normal"/>
+              <w:widowControl/>
+              <w:suppressAutoHyphens w:val="true"/>
+              <w:spacing w:lineRule="auto" w:line="240" w:before="0" w:after="0"/>
+              <w:jc w:val="left"/>
               <w:rPr>
                 <w:rFonts w:ascii="Times New Roman" w:hAnsi="Times New Roman" w:cs="Times New Roman"/>
                 <w:sz w:val="20"/>
@@ -2898,9 +2888,9 @@
             <w:tcW w:w="4684" w:type="dxa"/>
             <w:gridSpan w:val="3"/>
             <w:tcBorders>
-              <w:start w:val="nil"/>
+              <w:left w:val="nil"/>
               <w:bottom w:val="nil"/>
-              <w:end w:val="nil"/>
+              <w:right w:val="nil"/>
             </w:tcBorders>
             <w:vAlign w:val="center"/>
           </w:tcPr>
@@ -2931,21 +2921,21 @@
         </w:tc>
         <w:tc>
           <w:tcPr>
-            <w:tcW w:w="3050" w:type="dxa"/>
+            <w:tcW w:w="3052" w:type="dxa"/>
             <w:tcBorders>
               <w:top w:val="nil"/>
-              <w:start w:val="nil"/>
+              <w:left w:val="nil"/>
               <w:bottom w:val="nil"/>
-              <w:end w:val="nil"/>
-            </w:tcBorders>
-          </w:tcPr>
-          <w:p>
-            <w:pPr>
-              <w:pStyle w:val="Normal"/>
-              <w:widowControl/>
-              <w:suppressAutoHyphens w:val="true"/>
-              <w:spacing w:lineRule="auto" w:line="240" w:before="0" w:after="0"/>
-              <w:jc w:val="start"/>
+              <w:right w:val="nil"/>
+            </w:tcBorders>
+          </w:tcPr>
+          <w:p>
+            <w:pPr>
+              <w:pStyle w:val="Normal"/>
+              <w:widowControl/>
+              <w:suppressAutoHyphens w:val="true"/>
+              <w:spacing w:lineRule="auto" w:line="240" w:before="0" w:after="0"/>
+              <w:jc w:val="left"/>
               <w:rPr>
                 <w:rFonts w:ascii="Times New Roman" w:hAnsi="Times New Roman" w:cs="Times New Roman"/>
                 <w:sz w:val="20"/>
@@ -3004,14 +2994,14 @@
     <w:tbl>
       <w:tblPr>
         <w:tblW w:w="5000" w:type="pct"/>
-        <w:jc w:val="start"/>
-        <w:tblInd w:w="0" w:type="dxa"/>
+        <w:jc w:val="left"/>
+        <w:tblInd w:w="108" w:type="dxa"/>
         <w:tblLayout w:type="fixed"/>
         <w:tblCellMar>
           <w:top w:w="0" w:type="dxa"/>
-          <w:start w:w="108" w:type="dxa"/>
+          <w:left w:w="108" w:type="dxa"/>
           <w:bottom w:w="0" w:type="dxa"/>
-          <w:end w:w="108" w:type="dxa"/>
+          <w:right w:w="108" w:type="dxa"/>
         </w:tblCellMar>
         <w:tblLook w:noHBand="0" w:noVBand="1" w:firstColumn="1" w:lastRow="0" w:lastColumn="0" w:firstRow="1" w:val="04a0"/>
       </w:tblPr>
@@ -3033,7 +3023,7 @@
               <w:pStyle w:val="Normal"/>
               <w:suppressAutoHyphens w:val="true"/>
               <w:spacing w:lineRule="auto" w:line="276" w:before="0" w:after="240"/>
-              <w:ind w:start="179"/>
+              <w:ind w:left="179"/>
               <w:rPr>
                 <w:rFonts w:ascii="Times New Roman" w:hAnsi="Times New Roman" w:eastAsia="Times New Roman" w:cs="Times New Roman"/>
                 <w:b/>
@@ -3125,8 +3115,8 @@
         <w:pStyle w:val="Normal"/>
         <w:suppressAutoHyphens w:val="true"/>
         <w:spacing w:lineRule="auto" w:line="240" w:before="0" w:after="0"/>
-        <w:ind w:hanging="638" w:start="1134"/>
-        <w:jc w:val="end"/>
+        <w:ind w:hanging="638" w:left="1134"/>
+        <w:jc w:val="right"/>
         <w:rPr>
           <w:rFonts w:ascii="Times New Roman" w:hAnsi="Times New Roman" w:eastAsia="Times New Roman" w:cs="Times New Roman"/>
           <w:kern w:val="0"/>
@@ -3155,7 +3145,7 @@
         <w:pStyle w:val="Normal"/>
         <w:suppressAutoHyphens w:val="true"/>
         <w:spacing w:lineRule="auto" w:line="240" w:before="0" w:after="0"/>
-        <w:ind w:hanging="638" w:start="1134"/>
+        <w:ind w:hanging="638" w:left="1134"/>
         <w:jc w:val="center"/>
         <w:rPr>
           <w:rFonts w:ascii="Times New Roman" w:hAnsi="Times New Roman" w:eastAsia="Times New Roman" w:cs="Times New Roman"/>
@@ -3239,7 +3229,7 @@
         <w:pStyle w:val="Normal"/>
         <w:suppressAutoHyphens w:val="true"/>
         <w:spacing w:lineRule="auto" w:line="240" w:before="0" w:after="0"/>
-        <w:ind w:hanging="638" w:start="1134"/>
+        <w:ind w:hanging="638" w:left="1134"/>
         <w:jc w:val="center"/>
         <w:rPr>
           <w:rFonts w:ascii="Times New Roman" w:hAnsi="Times New Roman" w:eastAsia="Times New Roman" w:cs="Times New Roman"/>
@@ -3271,7 +3261,7 @@
         <w:pStyle w:val="Normal"/>
         <w:suppressAutoHyphens w:val="true"/>
         <w:spacing w:lineRule="auto" w:line="240" w:before="0" w:after="0"/>
-        <w:ind w:hanging="638" w:start="1134"/>
+        <w:ind w:hanging="638" w:left="1134"/>
         <w:jc w:val="center"/>
         <w:rPr>
           <w:rFonts w:ascii="Times New Roman" w:hAnsi="Times New Roman" w:eastAsia="Times New Roman" w:cs="Times New Roman"/>
@@ -3300,23 +3290,23 @@
     <w:tbl>
       <w:tblPr>
         <w:tblW w:w="5000" w:type="pct"/>
-        <w:jc w:val="start"/>
-        <w:tblInd w:w="0" w:type="dxa"/>
+        <w:jc w:val="left"/>
+        <w:tblInd w:w="108" w:type="dxa"/>
         <w:tblLayout w:type="fixed"/>
         <w:tblCellMar>
           <w:top w:w="0" w:type="dxa"/>
-          <w:start w:w="108" w:type="dxa"/>
+          <w:left w:w="108" w:type="dxa"/>
           <w:bottom w:w="0" w:type="dxa"/>
-          <w:end w:w="108" w:type="dxa"/>
+          <w:right w:w="108" w:type="dxa"/>
         </w:tblCellMar>
         <w:tblLook w:noHBand="0" w:noVBand="0" w:firstColumn="1" w:lastRow="1" w:lastColumn="1" w:firstRow="1" w:val="01e0"/>
       </w:tblPr>
       <w:tblGrid>
         <w:gridCol w:w="4678"/>
-        <w:gridCol w:w="281"/>
-        <w:gridCol w:w="2840"/>
         <w:gridCol w:w="279"/>
-        <w:gridCol w:w="2388"/>
+        <w:gridCol w:w="2842"/>
+        <w:gridCol w:w="277"/>
+        <w:gridCol w:w="2390"/>
       </w:tblGrid>
       <w:tr>
         <w:trPr>
@@ -3339,7 +3329,7 @@
               </w:numPr>
               <w:suppressAutoHyphens w:val="true"/>
               <w:spacing w:lineRule="auto" w:line="240" w:before="0" w:after="0"/>
-              <w:ind w:hanging="462" w:start="462"/>
+              <w:ind w:hanging="462" w:left="462"/>
               <w:contextualSpacing/>
               <w:rPr>
                 <w:rFonts w:ascii="Times New Roman" w:hAnsi="Times New Roman" w:eastAsia="Times New Roman" w:cs="Times New Roman"/>
@@ -3388,7 +3378,7 @@
               </w:numPr>
               <w:suppressAutoHyphens w:val="true"/>
               <w:spacing w:lineRule="auto" w:line="240" w:before="0" w:after="0"/>
-              <w:ind w:hanging="462" w:start="462"/>
+              <w:ind w:hanging="462" w:left="462"/>
               <w:contextualSpacing/>
               <w:rPr>
                 <w:rFonts w:ascii="Times New Roman" w:hAnsi="Times New Roman" w:eastAsia="Times New Roman" w:cs="Times New Roman"/>
@@ -3446,7 +3436,7 @@
               </w:numPr>
               <w:suppressAutoHyphens w:val="true"/>
               <w:spacing w:lineRule="auto" w:line="240" w:before="0" w:after="0"/>
-              <w:ind w:hanging="462" w:start="462"/>
+              <w:ind w:hanging="462" w:left="462"/>
               <w:contextualSpacing/>
               <w:rPr>
                 <w:rFonts w:ascii="Times New Roman" w:hAnsi="Times New Roman" w:eastAsia="Times New Roman" w:cs="Times New Roman"/>
@@ -3502,7 +3492,7 @@
               </w:numPr>
               <w:suppressAutoHyphens w:val="true"/>
               <w:spacing w:lineRule="auto" w:line="240" w:before="0" w:after="0"/>
-              <w:ind w:hanging="462" w:start="462"/>
+              <w:ind w:hanging="462" w:left="462"/>
               <w:contextualSpacing/>
               <w:rPr>
                 <w:rFonts w:ascii="Times New Roman" w:hAnsi="Times New Roman" w:eastAsia="Times New Roman" w:cs="Times New Roman"/>
@@ -3541,7 +3531,7 @@
               <w:pStyle w:val="Normal"/>
               <w:suppressAutoHyphens w:val="true"/>
               <w:spacing w:lineRule="auto" w:line="240" w:before="0" w:after="0"/>
-              <w:ind w:hanging="462" w:start="462"/>
+              <w:ind w:hanging="462" w:left="462"/>
               <w:rPr>
                 <w:rFonts w:ascii="Times New Roman" w:hAnsi="Times New Roman" w:eastAsia="Times New Roman" w:cs="Times New Roman"/>
                 <w:kern w:val="0"/>
@@ -3584,7 +3574,7 @@
               </w:numPr>
               <w:suppressAutoHyphens w:val="true"/>
               <w:spacing w:lineRule="auto" w:line="240" w:before="0" w:after="0"/>
-              <w:ind w:hanging="462" w:start="462"/>
+              <w:ind w:hanging="462" w:left="462"/>
               <w:contextualSpacing/>
               <w:rPr>
                 <w:rFonts w:ascii="Times New Roman" w:hAnsi="Times New Roman" w:eastAsia="Times New Roman" w:cs="Times New Roman"/>
@@ -3640,7 +3630,7 @@
               </w:numPr>
               <w:suppressAutoHyphens w:val="true"/>
               <w:spacing w:lineRule="auto" w:line="240" w:before="0" w:after="0"/>
-              <w:ind w:hanging="462" w:start="462"/>
+              <w:ind w:hanging="462" w:left="462"/>
               <w:contextualSpacing/>
               <w:rPr>
                 <w:rFonts w:ascii="Times New Roman" w:hAnsi="Times New Roman" w:eastAsia="Times New Roman" w:cs="Times New Roman"/>
@@ -3698,7 +3688,7 @@
               </w:numPr>
               <w:suppressAutoHyphens w:val="true"/>
               <w:spacing w:lineRule="auto" w:line="240" w:before="0" w:after="0"/>
-              <w:ind w:hanging="462" w:start="462"/>
+              <w:ind w:hanging="462" w:left="462"/>
               <w:contextualSpacing/>
               <w:rPr>
                 <w:rFonts w:ascii="Times New Roman" w:hAnsi="Times New Roman" w:eastAsia="Times New Roman" w:cs="Times New Roman"/>
@@ -3780,7 +3770,7 @@
               </w:numPr>
               <w:suppressAutoHyphens w:val="true"/>
               <w:spacing w:lineRule="auto" w:line="240" w:before="0" w:after="0"/>
-              <w:ind w:hanging="462" w:start="462"/>
+              <w:ind w:hanging="462" w:left="462"/>
               <w:contextualSpacing/>
               <w:rPr>
                 <w:rFonts w:ascii="Times New Roman" w:hAnsi="Times New Roman" w:eastAsia="Times New Roman" w:cs="Times New Roman"/>
@@ -3808,7 +3798,7 @@
               <w:pStyle w:val="ListParagraph"/>
               <w:suppressAutoHyphens w:val="true"/>
               <w:spacing w:lineRule="auto" w:line="240" w:before="0" w:after="0"/>
-              <w:ind w:start="462"/>
+              <w:ind w:left="462"/>
               <w:contextualSpacing/>
               <w:rPr>
                 <w:rFonts w:ascii="Times New Roman" w:hAnsi="Times New Roman" w:eastAsia="Times New Roman" w:cs="Times New Roman"/>
@@ -3850,7 +3840,7 @@
                 <w:lang w:eastAsia="ar-SA"/>
                 <w14:ligatures w14:val="none"/>
               </w:rPr>
-              <w:t xml:space="preserve">медицинской организации: </w:t>
+              <w:t>медицинской организации:</w:t>
             </w:r>
           </w:p>
         </w:tc>
@@ -3875,7 +3865,7 @@
               </w:numPr>
               <w:suppressAutoHyphens w:val="true"/>
               <w:spacing w:lineRule="auto" w:line="240" w:before="0" w:after="0"/>
-              <w:ind w:hanging="462" w:start="462"/>
+              <w:ind w:hanging="462" w:left="462"/>
               <w:contextualSpacing/>
               <w:rPr>
                 <w:rFonts w:ascii="Times New Roman" w:hAnsi="Times New Roman" w:eastAsia="Times New Roman" w:cs="Times New Roman"/>
@@ -3970,7 +3960,7 @@
               </w:numPr>
               <w:suppressAutoHyphens w:val="true"/>
               <w:spacing w:lineRule="auto" w:line="240" w:before="0" w:after="0"/>
-              <w:ind w:hanging="462" w:start="462"/>
+              <w:ind w:hanging="462" w:left="462"/>
               <w:contextualSpacing/>
               <w:rPr>
                 <w:rFonts w:ascii="Times New Roman" w:hAnsi="Times New Roman" w:eastAsia="Times New Roman" w:cs="Times New Roman"/>
@@ -4003,31 +3993,7 @@
                 <w:lang w:eastAsia="ar-SA"/>
                 <w14:ligatures w14:val="none"/>
               </w:rPr>
-              <w:t>${</w:t>
-            </w:r>
-            <w:r>
-              <w:rPr>
-                <w:rFonts w:eastAsia="Times New Roman" w:cs="Times New Roman" w:ascii="Times New Roman" w:hAnsi="Times New Roman"/>
-                <w:bCs/>
-                <w:kern w:val="0"/>
-                <w:sz w:val="26"/>
-                <w:szCs w:val="26"/>
-                <w:lang w:eastAsia="ar-SA"/>
-                <w14:ligatures w14:val="none"/>
-              </w:rPr>
-              <w:t>DISALLOWED_</w:t>
-            </w:r>
-            <w:r>
-              <w:rPr>
-                <w:rFonts w:eastAsia="Times New Roman" w:cs="Times New Roman" w:ascii="Times New Roman" w:hAnsi="Times New Roman"/>
-                <w:bCs/>
-                <w:kern w:val="0"/>
-                <w:sz w:val="26"/>
-                <w:szCs w:val="26"/>
-                <w:lang w:eastAsia="ar-SA"/>
-                <w14:ligatures w14:val="none"/>
-              </w:rPr>
-              <w:t>FACTORS}</w:t>
+              <w:t>${DISALLOWED_FACTORS}</w:t>
             </w:r>
           </w:p>
         </w:tc>
@@ -4048,7 +4014,7 @@
               <w:pStyle w:val="Normal"/>
               <w:suppressAutoHyphens w:val="true"/>
               <w:spacing w:lineRule="auto" w:line="240" w:before="0" w:after="0"/>
-              <w:ind w:start="462"/>
+              <w:ind w:left="462"/>
               <w:jc w:val="both"/>
               <w:rPr>
                 <w:rFonts w:ascii="Times New Roman" w:hAnsi="Times New Roman" w:eastAsia="Times New Roman" w:cs="Times New Roman"/>
@@ -4081,7 +4047,62 @@
                 <w:lang w:eastAsia="ar-SA"/>
                 <w14:ligatures w14:val="none"/>
               </w:rPr>
-              <w:t xml:space="preserve"> ${</w:t>
+              <w:t xml:space="preserve"> ${ALLOWED_FACTORS}</w:t>
+            </w:r>
+          </w:p>
+          <w:p>
+            <w:pPr>
+              <w:pStyle w:val="Normal"/>
+              <w:suppressAutoHyphens w:val="true"/>
+              <w:spacing w:lineRule="auto" w:line="240" w:before="0" w:after="0"/>
+              <w:ind w:left="462"/>
+              <w:jc w:val="both"/>
+              <w:rPr>
+                <w:rFonts w:ascii="Times New Roman" w:hAnsi="Times New Roman" w:eastAsia="Times New Roman" w:cs="Times New Roman"/>
+                <w:kern w:val="0"/>
+                <w:sz w:val="26"/>
+                <w:szCs w:val="26"/>
+                <w:lang w:eastAsia="ar-SA"/>
+                <w14:ligatures w14:val="none"/>
+              </w:rPr>
+            </w:pPr>
+            <w:r>
+              <w:rPr>
+                <w:rFonts w:eastAsia="Times New Roman" w:cs="Times New Roman" w:ascii="Times New Roman" w:hAnsi="Times New Roman"/>
+                <w:kern w:val="0"/>
+                <w:sz w:val="26"/>
+                <w:szCs w:val="26"/>
+                <w:lang w:eastAsia="ar-SA"/>
+                <w14:ligatures w14:val="none"/>
+              </w:rPr>
+            </w:r>
+          </w:p>
+          <w:p>
+            <w:pPr>
+              <w:pStyle w:val="Normal"/>
+              <w:suppressAutoHyphens w:val="true"/>
+              <w:spacing w:lineRule="auto" w:line="240" w:before="0" w:after="0"/>
+              <w:ind w:left="462"/>
+              <w:jc w:val="both"/>
+              <w:rPr>
+                <w:rFonts w:ascii="Times New Roman" w:hAnsi="Times New Roman" w:eastAsia="Times New Roman" w:cs="Times New Roman"/>
+                <w:kern w:val="0"/>
+                <w:sz w:val="26"/>
+                <w:szCs w:val="26"/>
+                <w:lang w:eastAsia="ar-SA"/>
+                <w14:ligatures w14:val="none"/>
+              </w:rPr>
+            </w:pPr>
+            <w:r>
+              <w:rPr>
+                <w:rFonts w:eastAsia="Times New Roman" w:cs="Times New Roman" w:ascii="Times New Roman" w:hAnsi="Times New Roman"/>
+                <w:kern w:val="0"/>
+                <w:sz w:val="26"/>
+                <w:szCs w:val="26"/>
+                <w:lang w:eastAsia="ar-SA"/>
+                <w14:ligatures w14:val="none"/>
+              </w:rPr>
+              <w:t>Направлен на экспертизу профпригодности ООО «ЦКМ №1» для принятия окончательного решения о пригодности или непригодности к выполнению отдельных видов работ в соответствии с приказом Министерства здравоохранения Российской Федерации от 25.05.2025 года № 147н, приложение, пункт:</w:t>
             </w:r>
             <w:r>
               <w:rPr>
@@ -4093,118 +4114,15 @@
                 <w:lang w:eastAsia="ar-SA"/>
                 <w14:ligatures w14:val="none"/>
               </w:rPr>
-              <w:t>ALLOWED_FACTORS</w:t>
-            </w:r>
-            <w:r>
-              <w:rPr>
-                <w:rFonts w:eastAsia="Times New Roman" w:cs="Times New Roman" w:ascii="Times New Roman" w:hAnsi="Times New Roman"/>
-                <w:bCs/>
-                <w:kern w:val="0"/>
-                <w:sz w:val="26"/>
-                <w:szCs w:val="26"/>
-                <w:lang w:eastAsia="ar-SA"/>
-                <w14:ligatures w14:val="none"/>
-              </w:rPr>
-              <w:t>}</w:t>
-            </w:r>
-          </w:p>
-          <w:p>
-            <w:pPr>
-              <w:pStyle w:val="Normal"/>
-              <w:suppressAutoHyphens w:val="true"/>
-              <w:spacing w:lineRule="auto" w:line="240" w:before="0" w:after="0"/>
-              <w:ind w:start="462"/>
-              <w:jc w:val="both"/>
-              <w:rPr>
-                <w:rFonts w:ascii="Times New Roman" w:hAnsi="Times New Roman" w:eastAsia="Times New Roman" w:cs="Times New Roman"/>
-                <w:kern w:val="0"/>
-                <w:sz w:val="26"/>
-                <w:szCs w:val="26"/>
-                <w:lang w:eastAsia="ar-SA"/>
-                <w14:ligatures w14:val="none"/>
-              </w:rPr>
-            </w:pPr>
-            <w:r>
-              <w:rPr>
-                <w:rFonts w:eastAsia="Times New Roman" w:cs="Times New Roman" w:ascii="Times New Roman" w:hAnsi="Times New Roman"/>
-                <w:kern w:val="0"/>
-                <w:sz w:val="26"/>
-                <w:szCs w:val="26"/>
-                <w:lang w:eastAsia="ar-SA"/>
-                <w14:ligatures w14:val="none"/>
-              </w:rPr>
-            </w:r>
-          </w:p>
-          <w:p>
-            <w:pPr>
-              <w:pStyle w:val="Normal"/>
-              <w:suppressAutoHyphens w:val="true"/>
-              <w:spacing w:lineRule="auto" w:line="240" w:before="0" w:after="0"/>
-              <w:ind w:start="462"/>
-              <w:jc w:val="both"/>
-              <w:rPr>
-                <w:rFonts w:ascii="Times New Roman" w:hAnsi="Times New Roman" w:eastAsia="Times New Roman" w:cs="Times New Roman"/>
-                <w:kern w:val="0"/>
-                <w:sz w:val="26"/>
-                <w:szCs w:val="26"/>
-                <w:lang w:eastAsia="ar-SA"/>
-                <w14:ligatures w14:val="none"/>
-              </w:rPr>
-            </w:pPr>
-            <w:r>
-              <w:rPr>
-                <w:rFonts w:eastAsia="Times New Roman" w:cs="Times New Roman" w:ascii="Times New Roman" w:hAnsi="Times New Roman"/>
-                <w:kern w:val="0"/>
-                <w:sz w:val="26"/>
-                <w:szCs w:val="26"/>
-                <w:lang w:eastAsia="ar-SA"/>
-                <w14:ligatures w14:val="none"/>
-              </w:rPr>
-              <w:t>Направлен на экспертизу профпригодности ООО «ЦКМ №1» для принятия окончательного решения о пригодности или непригодности к выполнению отдельных видов работ в соответствии с приказом Министерства здравоохранения Российской Федерации от 25.05.2025 года № 147н, приложение, пункт:</w:t>
-            </w:r>
-            <w:r>
-              <w:rPr>
-                <w:rFonts w:eastAsia="Times New Roman" w:cs="Times New Roman" w:ascii="Times New Roman" w:hAnsi="Times New Roman"/>
-                <w:bCs/>
-                <w:kern w:val="0"/>
-                <w:sz w:val="26"/>
-                <w:szCs w:val="26"/>
-                <w:lang w:eastAsia="ar-SA"/>
-                <w14:ligatures w14:val="none"/>
-              </w:rPr>
-              <w:t xml:space="preserve"> ${</w:t>
-            </w:r>
-            <w:r>
-              <w:rPr>
-                <w:rFonts w:eastAsia="Times New Roman" w:cs="Times New Roman" w:ascii="Times New Roman" w:hAnsi="Times New Roman"/>
-                <w:bCs/>
-                <w:kern w:val="0"/>
-                <w:sz w:val="26"/>
-                <w:szCs w:val="26"/>
-                <w:lang w:eastAsia="ar-SA"/>
-                <w14:ligatures w14:val="none"/>
-              </w:rPr>
-              <w:t>DISALLOWED_</w:t>
-            </w:r>
-            <w:r>
-              <w:rPr>
-                <w:rFonts w:eastAsia="Times New Roman" w:cs="Times New Roman" w:ascii="Times New Roman" w:hAnsi="Times New Roman"/>
-                <w:bCs/>
-                <w:kern w:val="0"/>
-                <w:sz w:val="26"/>
-                <w:szCs w:val="26"/>
-                <w:lang w:eastAsia="ar-SA"/>
-                <w14:ligatures w14:val="none"/>
-              </w:rPr>
-              <w:t>FACTORS}</w:t>
-            </w:r>
-          </w:p>
-          <w:p>
-            <w:pPr>
-              <w:pStyle w:val="Normal"/>
-              <w:suppressAutoHyphens w:val="true"/>
-              <w:spacing w:lineRule="auto" w:line="240" w:before="0" w:after="0"/>
-              <w:ind w:start="462"/>
+              <w:t xml:space="preserve"> ${DISALLOWED_FACTORS}</w:t>
+            </w:r>
+          </w:p>
+          <w:p>
+            <w:pPr>
+              <w:pStyle w:val="Normal"/>
+              <w:suppressAutoHyphens w:val="true"/>
+              <w:spacing w:lineRule="auto" w:line="240" w:before="0" w:after="0"/>
+              <w:ind w:left="462"/>
               <w:jc w:val="both"/>
               <w:rPr>
                 <w:rFonts w:ascii="Times New Roman" w:hAnsi="Times New Roman" w:eastAsia="Times New Roman" w:cs="Times New Roman"/>
@@ -4244,7 +4162,7 @@
               <w:pStyle w:val="Normal"/>
               <w:suppressAutoHyphens w:val="true"/>
               <w:spacing w:lineRule="auto" w:line="240" w:before="0" w:after="0"/>
-              <w:ind w:start="462"/>
+              <w:ind w:left="462"/>
               <w:jc w:val="both"/>
               <w:rPr>
                 <w:rFonts w:ascii="Times New Roman" w:hAnsi="Times New Roman" w:eastAsia="Times New Roman" w:cs="Times New Roman"/>
@@ -4283,7 +4201,7 @@
               <w:pStyle w:val="Normal"/>
               <w:suppressAutoHyphens w:val="true"/>
               <w:spacing w:lineRule="auto" w:line="240" w:before="0" w:after="0"/>
-              <w:ind w:hanging="567" w:start="1418"/>
+              <w:ind w:hanging="567" w:left="1418"/>
               <w:jc w:val="both"/>
               <w:rPr>
                 <w:rFonts w:ascii="Times New Roman" w:hAnsi="Times New Roman" w:eastAsia="Times New Roman" w:cs="Times New Roman"/>
@@ -4323,7 +4241,7 @@
               <w:pStyle w:val="Normal"/>
               <w:suppressAutoHyphens w:val="true"/>
               <w:spacing w:lineRule="auto" w:line="240" w:before="0" w:after="0"/>
-              <w:ind w:hanging="567" w:start="1418"/>
+              <w:ind w:hanging="567" w:left="1418"/>
               <w:jc w:val="both"/>
               <w:rPr>
                 <w:rFonts w:ascii="Times New Roman" w:hAnsi="Times New Roman" w:eastAsia="Times New Roman" w:cs="Times New Roman"/>
@@ -4363,7 +4281,7 @@
               <w:pStyle w:val="Normal"/>
               <w:suppressAutoHyphens w:val="true"/>
               <w:spacing w:lineRule="auto" w:line="240" w:before="0" w:after="0"/>
-              <w:ind w:hanging="567" w:start="1418"/>
+              <w:ind w:hanging="567" w:left="1418"/>
               <w:jc w:val="both"/>
               <w:rPr>
                 <w:rFonts w:ascii="Times New Roman" w:hAnsi="Times New Roman" w:eastAsia="Times New Roman" w:cs="Times New Roman"/>
@@ -4403,7 +4321,7 @@
               <w:pStyle w:val="Normal"/>
               <w:suppressAutoHyphens w:val="true"/>
               <w:spacing w:lineRule="auto" w:line="240" w:before="0" w:after="0"/>
-              <w:ind w:hanging="567" w:start="1418"/>
+              <w:ind w:hanging="567" w:left="1418"/>
               <w:jc w:val="both"/>
               <w:rPr>
                 <w:rFonts w:ascii="Times New Roman" w:hAnsi="Times New Roman" w:eastAsia="Times New Roman" w:cs="Times New Roman"/>
@@ -4442,7 +4360,7 @@
               <w:pStyle w:val="Normal"/>
               <w:suppressAutoHyphens w:val="true"/>
               <w:spacing w:lineRule="auto" w:line="240" w:before="0" w:after="0"/>
-              <w:ind w:start="462"/>
+              <w:ind w:left="462"/>
               <w:jc w:val="both"/>
               <w:rPr>
                 <w:rFonts w:ascii="Times New Roman" w:hAnsi="Times New Roman" w:eastAsia="Times New Roman" w:cs="Times New Roman"/>
@@ -4469,72 +4387,6 @@
         </w:tc>
         <w:tc>
           <w:tcPr>
-            <w:tcW w:w="281" w:type="dxa"/>
-            <w:tcBorders/>
-          </w:tcPr>
-          <w:p>
-            <w:pPr>
-              <w:pStyle w:val="Normal"/>
-              <w:suppressAutoHyphens w:val="true"/>
-              <w:spacing w:lineRule="auto" w:line="240" w:before="0" w:after="0"/>
-              <w:ind w:hanging="567" w:start="1418"/>
-              <w:jc w:val="both"/>
-              <w:rPr>
-                <w:rFonts w:ascii="Times New Roman" w:hAnsi="Times New Roman" w:eastAsia="Times New Roman" w:cs="Times New Roman"/>
-                <w:kern w:val="0"/>
-                <w:sz w:val="26"/>
-                <w:szCs w:val="26"/>
-                <w:lang w:eastAsia="ar-SA"/>
-                <w14:ligatures w14:val="none"/>
-              </w:rPr>
-            </w:pPr>
-            <w:r>
-              <w:rPr>
-                <w:rFonts w:eastAsia="Times New Roman" w:cs="Times New Roman" w:ascii="Times New Roman" w:hAnsi="Times New Roman"/>
-                <w:kern w:val="0"/>
-                <w:sz w:val="26"/>
-                <w:szCs w:val="26"/>
-                <w:lang w:eastAsia="ar-SA"/>
-                <w14:ligatures w14:val="none"/>
-              </w:rPr>
-            </w:r>
-          </w:p>
-        </w:tc>
-        <w:tc>
-          <w:tcPr>
-            <w:tcW w:w="2840" w:type="dxa"/>
-            <w:tcBorders/>
-          </w:tcPr>
-          <w:p>
-            <w:pPr>
-              <w:pStyle w:val="Normal"/>
-              <w:suppressAutoHyphens w:val="true"/>
-              <w:spacing w:lineRule="auto" w:line="240" w:before="0" w:after="0"/>
-              <w:ind w:hanging="567" w:start="1418"/>
-              <w:jc w:val="both"/>
-              <w:rPr>
-                <w:rFonts w:ascii="Times New Roman" w:hAnsi="Times New Roman" w:eastAsia="Times New Roman" w:cs="Times New Roman"/>
-                <w:kern w:val="0"/>
-                <w:sz w:val="26"/>
-                <w:szCs w:val="26"/>
-                <w:lang w:eastAsia="ar-SA"/>
-                <w14:ligatures w14:val="none"/>
-              </w:rPr>
-            </w:pPr>
-            <w:r>
-              <w:rPr>
-                <w:rFonts w:eastAsia="Times New Roman" w:cs="Times New Roman" w:ascii="Times New Roman" w:hAnsi="Times New Roman"/>
-                <w:kern w:val="0"/>
-                <w:sz w:val="26"/>
-                <w:szCs w:val="26"/>
-                <w:lang w:eastAsia="ar-SA"/>
-                <w14:ligatures w14:val="none"/>
-              </w:rPr>
-            </w:r>
-          </w:p>
-        </w:tc>
-        <w:tc>
-          <w:tcPr>
             <w:tcW w:w="279" w:type="dxa"/>
             <w:tcBorders/>
           </w:tcPr>
@@ -4543,7 +4395,7 @@
               <w:pStyle w:val="Normal"/>
               <w:suppressAutoHyphens w:val="true"/>
               <w:spacing w:lineRule="auto" w:line="240" w:before="0" w:after="0"/>
-              <w:ind w:hanging="567" w:start="1418"/>
+              <w:ind w:hanging="567" w:left="1418"/>
               <w:jc w:val="both"/>
               <w:rPr>
                 <w:rFonts w:ascii="Times New Roman" w:hAnsi="Times New Roman" w:eastAsia="Times New Roman" w:cs="Times New Roman"/>
@@ -4568,7 +4420,73 @@
         </w:tc>
         <w:tc>
           <w:tcPr>
-            <w:tcW w:w="2388" w:type="dxa"/>
+            <w:tcW w:w="2842" w:type="dxa"/>
+            <w:tcBorders/>
+          </w:tcPr>
+          <w:p>
+            <w:pPr>
+              <w:pStyle w:val="Normal"/>
+              <w:suppressAutoHyphens w:val="true"/>
+              <w:spacing w:lineRule="auto" w:line="240" w:before="0" w:after="0"/>
+              <w:ind w:hanging="567" w:left="1418"/>
+              <w:jc w:val="both"/>
+              <w:rPr>
+                <w:rFonts w:ascii="Times New Roman" w:hAnsi="Times New Roman" w:eastAsia="Times New Roman" w:cs="Times New Roman"/>
+                <w:kern w:val="0"/>
+                <w:sz w:val="26"/>
+                <w:szCs w:val="26"/>
+                <w:lang w:eastAsia="ar-SA"/>
+                <w14:ligatures w14:val="none"/>
+              </w:rPr>
+            </w:pPr>
+            <w:r>
+              <w:rPr>
+                <w:rFonts w:eastAsia="Times New Roman" w:cs="Times New Roman" w:ascii="Times New Roman" w:hAnsi="Times New Roman"/>
+                <w:kern w:val="0"/>
+                <w:sz w:val="26"/>
+                <w:szCs w:val="26"/>
+                <w:lang w:eastAsia="ar-SA"/>
+                <w14:ligatures w14:val="none"/>
+              </w:rPr>
+            </w:r>
+          </w:p>
+        </w:tc>
+        <w:tc>
+          <w:tcPr>
+            <w:tcW w:w="277" w:type="dxa"/>
+            <w:tcBorders/>
+          </w:tcPr>
+          <w:p>
+            <w:pPr>
+              <w:pStyle w:val="Normal"/>
+              <w:suppressAutoHyphens w:val="true"/>
+              <w:spacing w:lineRule="auto" w:line="240" w:before="0" w:after="0"/>
+              <w:ind w:hanging="567" w:left="1418"/>
+              <w:jc w:val="both"/>
+              <w:rPr>
+                <w:rFonts w:ascii="Times New Roman" w:hAnsi="Times New Roman" w:eastAsia="Times New Roman" w:cs="Times New Roman"/>
+                <w:kern w:val="0"/>
+                <w:sz w:val="26"/>
+                <w:szCs w:val="26"/>
+                <w:lang w:eastAsia="ar-SA"/>
+                <w14:ligatures w14:val="none"/>
+              </w:rPr>
+            </w:pPr>
+            <w:r>
+              <w:rPr>
+                <w:rFonts w:eastAsia="Times New Roman" w:cs="Times New Roman" w:ascii="Times New Roman" w:hAnsi="Times New Roman"/>
+                <w:kern w:val="0"/>
+                <w:sz w:val="26"/>
+                <w:szCs w:val="26"/>
+                <w:lang w:eastAsia="ar-SA"/>
+                <w14:ligatures w14:val="none"/>
+              </w:rPr>
+            </w:r>
+          </w:p>
+        </w:tc>
+        <w:tc>
+          <w:tcPr>
+            <w:tcW w:w="2390" w:type="dxa"/>
             <w:tcBorders>
               <w:bottom w:val="single" w:sz="4" w:space="0" w:color="000000"/>
             </w:tcBorders>
@@ -4618,7 +4536,7 @@
               <w:pStyle w:val="Normal"/>
               <w:suppressAutoHyphens w:val="true"/>
               <w:spacing w:lineRule="auto" w:line="240" w:before="0" w:after="0"/>
-              <w:ind w:start="462"/>
+              <w:ind w:left="462"/>
               <w:jc w:val="both"/>
               <w:rPr>
                 <w:rFonts w:ascii="Times New Roman" w:hAnsi="Times New Roman" w:eastAsia="Times New Roman" w:cs="Times New Roman"/>
@@ -4645,7 +4563,7 @@
         </w:tc>
         <w:tc>
           <w:tcPr>
-            <w:tcW w:w="281" w:type="dxa"/>
+            <w:tcW w:w="279" w:type="dxa"/>
             <w:tcBorders/>
           </w:tcPr>
           <w:p>
@@ -4653,7 +4571,7 @@
               <w:pStyle w:val="Normal"/>
               <w:suppressAutoHyphens w:val="true"/>
               <w:spacing w:lineRule="auto" w:line="240" w:before="0" w:after="0"/>
-              <w:ind w:hanging="567" w:start="1418"/>
+              <w:ind w:hanging="567" w:left="1418"/>
               <w:jc w:val="both"/>
               <w:rPr>
                 <w:rFonts w:ascii="Times New Roman" w:hAnsi="Times New Roman" w:eastAsia="Times New Roman" w:cs="Times New Roman"/>
@@ -4678,7 +4596,7 @@
         </w:tc>
         <w:tc>
           <w:tcPr>
-            <w:tcW w:w="2840" w:type="dxa"/>
+            <w:tcW w:w="2842" w:type="dxa"/>
             <w:tcBorders>
               <w:top w:val="single" w:sz="4" w:space="0" w:color="000000"/>
             </w:tcBorders>
@@ -4713,7 +4631,7 @@
         </w:tc>
         <w:tc>
           <w:tcPr>
-            <w:tcW w:w="279" w:type="dxa"/>
+            <w:tcW w:w="277" w:type="dxa"/>
             <w:tcBorders/>
           </w:tcPr>
           <w:p>
@@ -4721,7 +4639,7 @@
               <w:pStyle w:val="Normal"/>
               <w:suppressAutoHyphens w:val="true"/>
               <w:spacing w:lineRule="auto" w:line="240" w:before="0" w:after="0"/>
-              <w:ind w:hanging="567" w:start="1418"/>
+              <w:ind w:hanging="567" w:left="1418"/>
               <w:jc w:val="both"/>
               <w:rPr>
                 <w:rFonts w:ascii="Times New Roman" w:hAnsi="Times New Roman" w:eastAsia="Times New Roman" w:cs="Times New Roman"/>
@@ -4746,7 +4664,7 @@
         </w:tc>
         <w:tc>
           <w:tcPr>
-            <w:tcW w:w="2388" w:type="dxa"/>
+            <w:tcW w:w="2390" w:type="dxa"/>
             <w:tcBorders>
               <w:top w:val="single" w:sz="4" w:space="0" w:color="000000"/>
             </w:tcBorders>
@@ -4796,7 +4714,7 @@
               <w:pStyle w:val="Normal"/>
               <w:suppressAutoHyphens w:val="true"/>
               <w:spacing w:lineRule="auto" w:line="240" w:before="0" w:after="0"/>
-              <w:ind w:start="462"/>
+              <w:ind w:left="462"/>
               <w:jc w:val="both"/>
               <w:rPr>
                 <w:rFonts w:ascii="Times New Roman" w:hAnsi="Times New Roman" w:eastAsia="Times New Roman" w:cs="Times New Roman"/>
@@ -4829,7 +4747,7 @@
         </w:trPr>
         <w:tc>
           <w:tcPr>
-            <w:tcW w:w="4959" w:type="dxa"/>
+            <w:tcW w:w="4957" w:type="dxa"/>
             <w:gridSpan w:val="2"/>
             <w:tcBorders/>
             <w:vAlign w:val="center"/>
@@ -4839,7 +4757,7 @@
               <w:pStyle w:val="Normal"/>
               <w:suppressAutoHyphens w:val="true"/>
               <w:spacing w:lineRule="auto" w:line="240" w:before="0" w:after="0"/>
-              <w:ind w:start="462"/>
+              <w:ind w:left="462"/>
               <w:jc w:val="both"/>
               <w:rPr>
                 <w:rFonts w:ascii="Times New Roman" w:hAnsi="Times New Roman" w:eastAsia="Times New Roman" w:cs="Times New Roman"/>
@@ -4861,13 +4779,13 @@
                 <w:lang w:eastAsia="ar-SA"/>
                 <w14:ligatures w14:val="none"/>
               </w:rPr>
-              <w:t xml:space="preserve">М. П. </w:t>
-            </w:r>
-          </w:p>
-        </w:tc>
-        <w:tc>
-          <w:tcPr>
-            <w:tcW w:w="5507" w:type="dxa"/>
+              <w:t>М. П.</w:t>
+            </w:r>
+          </w:p>
+        </w:tc>
+        <w:tc>
+          <w:tcPr>
+            <w:tcW w:w="5509" w:type="dxa"/>
             <w:gridSpan w:val="3"/>
             <w:tcBorders/>
             <w:vAlign w:val="center"/>
@@ -4898,19 +4816,7 @@
                 <w:lang w:eastAsia="ar-SA"/>
                 <w14:ligatures w14:val="none"/>
               </w:rPr>
-              <w:t xml:space="preserve">«${D}» ${M} ${Y} </w:t>
-            </w:r>
-            <w:r>
-              <w:rPr>
-                <w:rFonts w:eastAsia="Times New Roman" w:cs="Times New Roman" w:ascii="Times New Roman" w:hAnsi="Times New Roman"/>
-                <w:bCs/>
-                <w:kern w:val="0"/>
-                <w:sz w:val="26"/>
-                <w:szCs w:val="22"/>
-                <w:lang w:eastAsia="ar-SA"/>
-                <w14:ligatures w14:val="none"/>
-              </w:rPr>
-              <w:t>г.</w:t>
+              <w:t>«${D}» ${M} ${Y} г.</w:t>
             </w:r>
           </w:p>
         </w:tc>
@@ -4921,7 +4827,7 @@
         <w:pStyle w:val="Normal"/>
         <w:suppressAutoHyphens w:val="true"/>
         <w:spacing w:lineRule="auto" w:line="240" w:before="0" w:after="0"/>
-        <w:ind w:hanging="567" w:start="1418"/>
+        <w:ind w:hanging="567" w:left="1418"/>
         <w:rPr>
           <w:rFonts w:ascii="Times New Roman" w:hAnsi="Times New Roman" w:eastAsia="Times New Roman" w:cs="Times New Roman"/>
           <w:kern w:val="0"/>
@@ -4977,12 +4883,12 @@
       <w:start w:val="1"/>
       <w:numFmt w:val="decimal"/>
       <w:lvlText w:val="%1."/>
-      <w:lvlJc w:val="start"/>
+      <w:lvlJc w:val="left"/>
       <w:pPr>
         <w:tabs>
           <w:tab w:val="num" w:pos="0"/>
         </w:tabs>
-        <w:ind w:start="397" w:hanging="360"/>
+        <w:ind w:left="397" w:hanging="360"/>
       </w:pPr>
       <w:rPr/>
     </w:lvl>
@@ -4990,12 +4896,12 @@
       <w:start w:val="1"/>
       <w:numFmt w:val="lowerLetter"/>
       <w:lvlText w:val="%2."/>
-      <w:lvlJc w:val="start"/>
+      <w:lvlJc w:val="left"/>
       <w:pPr>
         <w:tabs>
           <w:tab w:val="num" w:pos="0"/>
         </w:tabs>
-        <w:ind w:start="1117" w:hanging="360"/>
+        <w:ind w:left="1117" w:hanging="360"/>
       </w:pPr>
       <w:rPr/>
     </w:lvl>
@@ -5003,12 +4909,12 @@
       <w:start w:val="1"/>
       <w:numFmt w:val="lowerRoman"/>
       <w:lvlText w:val="%3."/>
-      <w:lvlJc w:val="end"/>
+      <w:lvlJc w:val="right"/>
       <w:pPr>
         <w:tabs>
           <w:tab w:val="num" w:pos="0"/>
         </w:tabs>
-        <w:ind w:start="1837" w:hanging="180"/>
+        <w:ind w:left="1837" w:hanging="180"/>
       </w:pPr>
       <w:rPr/>
     </w:lvl>
@@ -5016,12 +4922,12 @@
       <w:start w:val="1"/>
       <w:numFmt w:val="decimal"/>
       <w:lvlText w:val="%4."/>
-      <w:lvlJc w:val="start"/>
+      <w:lvlJc w:val="left"/>
       <w:pPr>
         <w:tabs>
           <w:tab w:val="num" w:pos="0"/>
         </w:tabs>
-        <w:ind w:start="2557" w:hanging="360"/>
+        <w:ind w:left="2557" w:hanging="360"/>
       </w:pPr>
       <w:rPr/>
     </w:lvl>
@@ -5029,12 +4935,12 @@
       <w:start w:val="1"/>
       <w:numFmt w:val="lowerLetter"/>
       <w:lvlText w:val="%5."/>
-      <w:lvlJc w:val="start"/>
+      <w:lvlJc w:val="left"/>
       <w:pPr>
         <w:tabs>
           <w:tab w:val="num" w:pos="0"/>
         </w:tabs>
-        <w:ind w:start="3277" w:hanging="360"/>
+        <w:ind w:left="3277" w:hanging="360"/>
       </w:pPr>
       <w:rPr/>
     </w:lvl>
@@ -5042,12 +4948,12 @@
       <w:start w:val="1"/>
       <w:numFmt w:val="lowerRoman"/>
       <w:lvlText w:val="%6."/>
-      <w:lvlJc w:val="end"/>
+      <w:lvlJc w:val="right"/>
       <w:pPr>
         <w:tabs>
           <w:tab w:val="num" w:pos="0"/>
         </w:tabs>
-        <w:ind w:start="3997" w:hanging="180"/>
+        <w:ind w:left="3997" w:hanging="180"/>
       </w:pPr>
       <w:rPr/>
     </w:lvl>
@@ -5055,12 +4961,12 @@
       <w:start w:val="1"/>
       <w:numFmt w:val="decimal"/>
       <w:lvlText w:val="%7."/>
-      <w:lvlJc w:val="start"/>
+      <w:lvlJc w:val="left"/>
       <w:pPr>
         <w:tabs>
           <w:tab w:val="num" w:pos="0"/>
         </w:tabs>
-        <w:ind w:start="4717" w:hanging="360"/>
+        <w:ind w:left="4717" w:hanging="360"/>
       </w:pPr>
       <w:rPr/>
     </w:lvl>
@@ -5068,12 +4974,12 @@
       <w:start w:val="1"/>
       <w:numFmt w:val="lowerLetter"/>
       <w:lvlText w:val="%8."/>
-      <w:lvlJc w:val="start"/>
+      <w:lvlJc w:val="left"/>
       <w:pPr>
         <w:tabs>
           <w:tab w:val="num" w:pos="0"/>
         </w:tabs>
-        <w:ind w:start="5437" w:hanging="360"/>
+        <w:ind w:left="5437" w:hanging="360"/>
       </w:pPr>
       <w:rPr/>
     </w:lvl>
@@ -5081,12 +4987,12 @@
       <w:start w:val="1"/>
       <w:numFmt w:val="lowerRoman"/>
       <w:lvlText w:val="%9."/>
-      <w:lvlJc w:val="end"/>
+      <w:lvlJc w:val="right"/>
       <w:pPr>
         <w:tabs>
           <w:tab w:val="num" w:pos="0"/>
         </w:tabs>
-        <w:ind w:start="6157" w:hanging="180"/>
+        <w:ind w:left="6157" w:hanging="180"/>
       </w:pPr>
       <w:rPr/>
     </w:lvl>
@@ -5097,12 +5003,12 @@
       <w:numFmt w:val="none"/>
       <w:suff w:val="nothing"/>
       <w:lvlText w:val=""/>
-      <w:lvlJc w:val="start"/>
+      <w:lvlJc w:val="left"/>
       <w:pPr>
         <w:tabs>
           <w:tab w:val="num" w:pos="0"/>
         </w:tabs>
-        <w:ind w:start="0" w:hanging="0"/>
+        <w:ind w:left="0" w:hanging="0"/>
       </w:pPr>
     </w:lvl>
     <w:lvl w:ilvl="1">
@@ -5110,12 +5016,12 @@
       <w:numFmt w:val="none"/>
       <w:suff w:val="nothing"/>
       <w:lvlText w:val=""/>
-      <w:lvlJc w:val="start"/>
+      <w:lvlJc w:val="left"/>
       <w:pPr>
         <w:tabs>
           <w:tab w:val="num" w:pos="0"/>
         </w:tabs>
-        <w:ind w:start="0" w:hanging="0"/>
+        <w:ind w:left="0" w:hanging="0"/>
       </w:pPr>
     </w:lvl>
     <w:lvl w:ilvl="2">
@@ -5123,12 +5029,12 @@
       <w:numFmt w:val="none"/>
       <w:suff w:val="nothing"/>
       <w:lvlText w:val=""/>
-      <w:lvlJc w:val="start"/>
+      <w:lvlJc w:val="left"/>
       <w:pPr>
         <w:tabs>
           <w:tab w:val="num" w:pos="0"/>
         </w:tabs>
-        <w:ind w:start="0" w:hanging="0"/>
+        <w:ind w:left="0" w:hanging="0"/>
       </w:pPr>
     </w:lvl>
     <w:lvl w:ilvl="3">
@@ -5136,12 +5042,12 @@
       <w:numFmt w:val="none"/>
       <w:suff w:val="nothing"/>
       <w:lvlText w:val=""/>
-      <w:lvlJc w:val="start"/>
+      <w:lvlJc w:val="left"/>
       <w:pPr>
         <w:tabs>
           <w:tab w:val="num" w:pos="0"/>
         </w:tabs>
-        <w:ind w:start="0" w:hanging="0"/>
+        <w:ind w:left="0" w:hanging="0"/>
       </w:pPr>
     </w:lvl>
     <w:lvl w:ilvl="4">
@@ -5149,12 +5055,12 @@
       <w:numFmt w:val="none"/>
       <w:suff w:val="nothing"/>
       <w:lvlText w:val=""/>
-      <w:lvlJc w:val="start"/>
+      <w:lvlJc w:val="left"/>
       <w:pPr>
         <w:tabs>
           <w:tab w:val="num" w:pos="0"/>
         </w:tabs>
-        <w:ind w:start="0" w:hanging="0"/>
+        <w:ind w:left="0" w:hanging="0"/>
       </w:pPr>
     </w:lvl>
     <w:lvl w:ilvl="5">
@@ -5162,12 +5068,12 @@
       <w:numFmt w:val="none"/>
       <w:suff w:val="nothing"/>
       <w:lvlText w:val=""/>
-      <w:lvlJc w:val="start"/>
+      <w:lvlJc w:val="left"/>
       <w:pPr>
         <w:tabs>
           <w:tab w:val="num" w:pos="0"/>
         </w:tabs>
-        <w:ind w:start="0" w:hanging="0"/>
+        <w:ind w:left="0" w:hanging="0"/>
       </w:pPr>
     </w:lvl>
     <w:lvl w:ilvl="6">
@@ -5175,12 +5081,12 @@
       <w:numFmt w:val="none"/>
       <w:suff w:val="nothing"/>
       <w:lvlText w:val=""/>
-      <w:lvlJc w:val="start"/>
+      <w:lvlJc w:val="left"/>
       <w:pPr>
         <w:tabs>
           <w:tab w:val="num" w:pos="0"/>
         </w:tabs>
-        <w:ind w:start="0" w:hanging="0"/>
+        <w:ind w:left="0" w:hanging="0"/>
       </w:pPr>
     </w:lvl>
     <w:lvl w:ilvl="7">
@@ -5188,12 +5094,12 @@
       <w:numFmt w:val="none"/>
       <w:suff w:val="nothing"/>
       <w:lvlText w:val=""/>
-      <w:lvlJc w:val="start"/>
+      <w:lvlJc w:val="left"/>
       <w:pPr>
         <w:tabs>
           <w:tab w:val="num" w:pos="0"/>
         </w:tabs>
-        <w:ind w:start="0" w:hanging="0"/>
+        <w:ind w:left="0" w:hanging="0"/>
       </w:pPr>
     </w:lvl>
     <w:lvl w:ilvl="8">
@@ -5201,12 +5107,12 @@
       <w:numFmt w:val="none"/>
       <w:suff w:val="nothing"/>
       <w:lvlText w:val=""/>
-      <w:lvlJc w:val="start"/>
+      <w:lvlJc w:val="left"/>
       <w:pPr>
         <w:tabs>
           <w:tab w:val="num" w:pos="0"/>
         </w:tabs>
-        <w:ind w:start="0" w:hanging="0"/>
+        <w:ind w:left="0" w:hanging="0"/>
       </w:pPr>
     </w:lvl>
   </w:abstractNum>
@@ -5624,7 +5530,7 @@
       <w:suppressAutoHyphens w:val="true"/>
       <w:bidi w:val="0"/>
       <w:spacing w:lineRule="auto" w:line="278" w:before="0" w:after="160"/>
-      <w:jc w:val="start"/>
+      <w:jc w:val="left"/>
     </w:pPr>
     <w:rPr>
       <w:rFonts w:ascii="Aptos" w:hAnsi="Aptos" w:eastAsia="Aptos" w:cs="" w:asciiTheme="minorHAnsi" w:cstheme="minorBidi" w:eastAsiaTheme="minorHAnsi" w:hAnsiTheme="minorHAnsi"/>
@@ -6173,7 +6079,7 @@
     <w:rsid w:val="008a778a"/>
     <w:pPr>
       <w:spacing w:before="0" w:after="160"/>
-      <w:ind w:start="720"/>
+      <w:ind w:left="720"/>
       <w:contextualSpacing/>
     </w:pPr>
     <w:rPr/>
@@ -6192,7 +6098,7 @@
         <w:bottom w:val="single" w:sz="4" w:space="10" w:color="0F4761" w:themeColor="accent1" w:themeShade="bf"/>
       </w:pBdr>
       <w:spacing w:before="360" w:after="360"/>
-      <w:ind w:start="864" w:end="864"/>
+      <w:ind w:left="864" w:right="864"/>
       <w:jc w:val="center"/>
     </w:pPr>
     <w:rPr>
